--- a/standart.docx
+++ b/standart.docx
@@ -4,11 +4,18 @@
   <w:body>
     <w:p>
       <w:pPr>
-        <w:pStyle w:val="a6"/>
+        <w:ind w:firstLine="0"/>
+        <w:rPr>
+          <w:rFonts w:cs="Arial"/>
+          <w:sz w:val="20"/>
+          <w:szCs w:val="20"/>
+        </w:rPr>
       </w:pPr>
       <w:r>
         <w:rPr>
           <w:noProof/>
+          <w:sz w:val="20"/>
+          <w:szCs w:val="20"/>
         </w:rPr>
         <w:drawing>
           <wp:anchor distT="0" distB="0" distL="114300" distR="114300" simplePos="0" relativeHeight="251658240" behindDoc="0" locked="0" layoutInCell="1" allowOverlap="1" wp14:anchorId="09485036" wp14:editId="2E6E2741">
@@ -220,23 +227,7 @@
                 <w:sz w:val="20"/>
                 <w:szCs w:val="20"/>
               </w:rPr>
-              <w:t xml:space="preserve">Об утверждении </w:t>
-            </w:r>
-            <w:r>
-              <w:rPr>
-                <w:rFonts w:eastAsia="Calibri" w:cs="Arial"/>
-                <w:sz w:val="20"/>
-                <w:szCs w:val="20"/>
-              </w:rPr>
-              <w:t>…/</w:t>
-            </w:r>
-            <w:r>
-              <w:rPr>
-                <w:rFonts w:eastAsia="Calibri" w:cs="Arial"/>
-                <w:sz w:val="20"/>
-                <w:szCs w:val="20"/>
-              </w:rPr>
-              <w:t xml:space="preserve"> </w:t>
+              <w:t xml:space="preserve">Об утверждении …/ </w:t>
             </w:r>
           </w:p>
           <w:p>
@@ -255,15 +246,7 @@
                 <w:sz w:val="20"/>
                 <w:szCs w:val="20"/>
               </w:rPr>
-              <w:t xml:space="preserve">О </w:t>
-            </w:r>
-            <w:r>
-              <w:rPr>
-                <w:rFonts w:eastAsia="Calibri" w:cs="Arial"/>
-                <w:sz w:val="20"/>
-                <w:szCs w:val="20"/>
-              </w:rPr>
-              <w:t>подготовке номенклатуры дел …/</w:t>
+              <w:t>О подготовке номенклатуры дел …/</w:t>
             </w:r>
           </w:p>
           <w:p>
@@ -272,7 +255,8 @@
               <w:jc w:val="left"/>
               <w:rPr>
                 <w:rFonts w:cs="Arial"/>
-                <w:szCs w:val="24"/>
+                <w:sz w:val="20"/>
+                <w:szCs w:val="20"/>
               </w:rPr>
             </w:pPr>
             <w:r>
@@ -292,6 +276,11 @@
           <w:p>
             <w:pPr>
               <w:pStyle w:val="9"/>
+              <w:rPr>
+                <w:rFonts w:cs="Arial"/>
+                <w:sz w:val="20"/>
+                <w:szCs w:val="20"/>
+              </w:rPr>
             </w:pPr>
           </w:p>
         </w:tc>
@@ -341,21 +330,7 @@
           <w:rFonts w:eastAsia="Calibri" w:cs="Arial"/>
           <w:szCs w:val="24"/>
         </w:rPr>
-        <w:t>В обосновании</w:t>
-      </w:r>
-      <w:r>
-        <w:rPr>
-          <w:rFonts w:eastAsia="Calibri" w:cs="Arial"/>
-          <w:szCs w:val="24"/>
-        </w:rPr>
-        <w:t xml:space="preserve"> (преамбуле)</w:t>
-      </w:r>
-      <w:r>
-        <w:rPr>
-          <w:rFonts w:eastAsia="Calibri" w:cs="Arial"/>
-          <w:szCs w:val="24"/>
-        </w:rPr>
-        <w:t xml:space="preserve"> указывается основание, причина или цель издания </w:t>
+        <w:t xml:space="preserve">В обосновании (преамбуле) указывается основание, причина или цель издания </w:t>
       </w:r>
       <w:r>
         <w:rPr>
@@ -409,14 +384,7 @@
           <w:rFonts w:eastAsia="Times New Roman" w:cs="Arial"/>
           <w:szCs w:val="24"/>
         </w:rPr>
-        <w:t>»</w:t>
-      </w:r>
-      <w:r>
-        <w:rPr>
-          <w:rFonts w:eastAsia="Times New Roman" w:cs="Arial"/>
-          <w:szCs w:val="24"/>
-        </w:rPr>
-        <w:t xml:space="preserve">. </w:t>
+        <w:t xml:space="preserve">». </w:t>
       </w:r>
       <w:proofErr w:type="gramStart"/>
       <w:r>
@@ -466,6 +434,9 @@
         <w:t>»</w:t>
       </w:r>
       <w:r>
+        <w:rPr>
+          <w:rFonts w:cs="Arial"/>
+        </w:rPr>
         <w:t xml:space="preserve"> </w:t>
       </w:r>
       <w:r>
@@ -492,15 +463,12 @@
     </w:p>
     <w:p>
       <w:pPr>
-        <w:widowControl w:val="0"/>
         <w:autoSpaceDE w:val="0"/>
         <w:autoSpaceDN w:val="0"/>
         <w:adjustRightInd w:val="0"/>
         <w:spacing w:after="0" w:line="240" w:lineRule="auto"/>
-        <w:ind w:firstLine="0"/>
-        <w:rPr>
-          <w:rFonts w:eastAsia="Times New Roman" w:cs="Arial"/>
-          <w:color w:val="A6A6A6" w:themeColor="background1" w:themeShade="A6"/>
+        <w:rPr>
+          <w:rFonts w:cs="Arial"/>
           <w:szCs w:val="24"/>
         </w:rPr>
       </w:pPr>
@@ -545,7 +513,14 @@
           <w:rFonts w:eastAsia="Times New Roman" w:cs="Arial"/>
           <w:szCs w:val="24"/>
         </w:rPr>
-        <w:t xml:space="preserve">. </w:t>
+        <w:t>.</w:t>
+      </w:r>
+      <w:r>
+        <w:rPr>
+          <w:rFonts w:eastAsia="Times New Roman" w:cs="Arial"/>
+          <w:szCs w:val="24"/>
+        </w:rPr>
+        <w:t xml:space="preserve"> </w:t>
       </w:r>
       <w:r>
         <w:rPr>
@@ -596,7 +571,7 @@
           <w:color w:val="FF0000"/>
           <w:szCs w:val="24"/>
         </w:rPr>
-        <w:t>/</w:t>
+        <w:t xml:space="preserve">/Начальнику планово-экономического отдела </w:t>
       </w:r>
       <w:r>
         <w:rPr>
@@ -604,7 +579,7 @@
           <w:color w:val="FF0000"/>
           <w:szCs w:val="24"/>
         </w:rPr>
-        <w:t xml:space="preserve">Начальнику планово-экономического отдела </w:t>
+        <w:t>подготовить и представить в срок не позднее 20.12.2024</w:t>
       </w:r>
       <w:r>
         <w:rPr>
@@ -612,23 +587,7 @@
           <w:color w:val="FF0000"/>
           <w:szCs w:val="24"/>
         </w:rPr>
-        <w:t>подготовить и представить в срок не позднее 20.12.2024</w:t>
-      </w:r>
-      <w:r>
-        <w:rPr>
-          <w:rFonts w:eastAsia="Times New Roman" w:cs="Arial"/>
-          <w:color w:val="FF0000"/>
-          <w:szCs w:val="24"/>
-        </w:rPr>
-        <w:t xml:space="preserve"> </w:t>
-      </w:r>
-      <w:r>
-        <w:rPr>
-          <w:rFonts w:eastAsia="Times New Roman" w:cs="Arial"/>
-          <w:color w:val="FF0000"/>
-          <w:szCs w:val="24"/>
-        </w:rPr>
-        <w:t>…</w:t>
+        <w:t xml:space="preserve"> …</w:t>
       </w:r>
       <w:r>
         <w:rPr>
@@ -671,14 +630,7 @@
           <w:rFonts w:eastAsia="Calibri" w:cs="Arial"/>
           <w:szCs w:val="24"/>
         </w:rPr>
-        <w:t>Если приказ отменяет ранее изданны</w:t>
-      </w:r>
-      <w:r>
-        <w:rPr>
-          <w:rFonts w:eastAsia="Calibri" w:cs="Arial"/>
-          <w:szCs w:val="24"/>
-        </w:rPr>
-        <w:t>й приказ</w:t>
+        <w:t>Если приказ отменяет ранее изданный приказ</w:t>
       </w:r>
       <w:r>
         <w:rPr>
@@ -722,7 +674,23 @@
           <w:rFonts w:eastAsia="Calibri" w:cs="Arial"/>
           <w:szCs w:val="24"/>
         </w:rPr>
-        <w:t>, например: «</w:t>
+        <w:t xml:space="preserve">, </w:t>
+      </w:r>
+      <w:proofErr w:type="gramStart"/>
+      <w:r>
+        <w:rPr>
+          <w:rFonts w:eastAsia="Calibri" w:cs="Arial"/>
+          <w:szCs w:val="24"/>
+        </w:rPr>
+        <w:t>например</w:t>
+      </w:r>
+      <w:proofErr w:type="gramEnd"/>
+      <w:r>
+        <w:rPr>
+          <w:rFonts w:eastAsia="Calibri" w:cs="Arial"/>
+          <w:szCs w:val="24"/>
+        </w:rPr>
+        <w:t>: «</w:t>
       </w:r>
       <w:r>
         <w:rPr>
@@ -730,15 +698,7 @@
           <w:color w:val="FF0000"/>
           <w:szCs w:val="24"/>
         </w:rPr>
-        <w:t xml:space="preserve">Признать утратившим силу </w:t>
-      </w:r>
-      <w:r>
-        <w:rPr>
-          <w:rFonts w:eastAsia="Times New Roman" w:cs="Arial"/>
-          <w:color w:val="FF0000"/>
-          <w:szCs w:val="24"/>
-        </w:rPr>
-        <w:t>приказ</w:t>
+        <w:t>Признать утратившим силу приказ</w:t>
       </w:r>
       <w:r>
         <w:rPr>
@@ -782,14 +742,7 @@
           <w:rFonts w:eastAsia="Calibri" w:cs="Arial"/>
           <w:szCs w:val="24"/>
         </w:rPr>
-        <w:t xml:space="preserve">В </w:t>
-      </w:r>
-      <w:r>
-        <w:rPr>
-          <w:rFonts w:eastAsia="Calibri" w:cs="Arial"/>
-          <w:szCs w:val="24"/>
-        </w:rPr>
-        <w:t>предпоследн</w:t>
+        <w:t>В предпоследн</w:t>
       </w:r>
       <w:r>
         <w:rPr>
@@ -838,21 +791,7 @@
           <w:rFonts w:eastAsia="Calibri" w:cs="Arial"/>
           <w:szCs w:val="24"/>
         </w:rPr>
-        <w:t xml:space="preserve">довести </w:t>
-      </w:r>
-      <w:r>
-        <w:rPr>
-          <w:rFonts w:eastAsia="Calibri" w:cs="Arial"/>
-          <w:szCs w:val="24"/>
-        </w:rPr>
-        <w:t>приказ</w:t>
-      </w:r>
-      <w:r>
-        <w:rPr>
-          <w:rFonts w:eastAsia="Calibri" w:cs="Arial"/>
-          <w:szCs w:val="24"/>
-        </w:rPr>
-        <w:t xml:space="preserve"> до сведения соответствующих лиц, например</w:t>
+        <w:t>довести приказ до сведения соответствующих лиц, например</w:t>
       </w:r>
       <w:r>
         <w:rPr>
@@ -955,14 +894,7 @@
           <w:rFonts w:cs="Arial"/>
           <w:szCs w:val="24"/>
         </w:rPr>
-        <w:t xml:space="preserve">указывается должностное лицо, на которое возлагается контроль за исполнением </w:t>
-      </w:r>
-      <w:r>
-        <w:rPr>
-          <w:rFonts w:cs="Arial"/>
-          <w:szCs w:val="24"/>
-        </w:rPr>
-        <w:t>приказа</w:t>
+        <w:t>указывается должностное лицо, на которое возлагается контроль за исполнением приказа</w:t>
       </w:r>
       <w:r>
         <w:rPr>
@@ -984,104 +916,46 @@
           <w:color w:val="FF0000"/>
           <w:szCs w:val="24"/>
         </w:rPr>
-        <w:t xml:space="preserve">Контроль за исполнением </w:t>
+        <w:t>Контроль за исполнением настоящего приказа оставляю за собой/возложить на ….</w:t>
       </w:r>
       <w:r>
         <w:rPr>
           <w:rFonts w:eastAsia="Times New Roman" w:cs="Arial"/>
-          <w:color w:val="FF0000"/>
-          <w:szCs w:val="24"/>
-        </w:rPr>
-        <w:t>настоящего приказа</w:t>
+          <w:szCs w:val="24"/>
+        </w:rPr>
+        <w:t xml:space="preserve"> (приводится должность </w:t>
       </w:r>
       <w:r>
         <w:rPr>
           <w:rFonts w:eastAsia="Times New Roman" w:cs="Arial"/>
-          <w:color w:val="FF0000"/>
-          <w:szCs w:val="24"/>
-        </w:rPr>
-        <w:t xml:space="preserve"> оставляю за собой/возложить на ….</w:t>
+          <w:szCs w:val="24"/>
+        </w:rPr>
+        <w:t>работника</w:t>
       </w:r>
       <w:r>
         <w:rPr>
           <w:rFonts w:eastAsia="Times New Roman" w:cs="Arial"/>
           <w:szCs w:val="24"/>
         </w:rPr>
-        <w:t xml:space="preserve"> (приводится должность </w:t>
+        <w:t>,</w:t>
       </w:r>
       <w:r>
         <w:rPr>
           <w:rFonts w:eastAsia="Times New Roman" w:cs="Arial"/>
           <w:szCs w:val="24"/>
         </w:rPr>
-        <w:t>работника</w:t>
+        <w:t xml:space="preserve"> на которого возлагается контроль</w:t>
       </w:r>
       <w:r>
         <w:rPr>
           <w:rFonts w:eastAsia="Times New Roman" w:cs="Arial"/>
           <w:szCs w:val="24"/>
         </w:rPr>
-        <w:t>,</w:t>
-      </w:r>
-      <w:r>
-        <w:rPr>
-          <w:rFonts w:eastAsia="Times New Roman" w:cs="Arial"/>
-          <w:szCs w:val="24"/>
-        </w:rPr>
-        <w:t xml:space="preserve"> на которого возлагается контроль</w:t>
-      </w:r>
-      <w:r>
-        <w:rPr>
-          <w:rFonts w:eastAsia="Times New Roman" w:cs="Arial"/>
-          <w:szCs w:val="24"/>
-        </w:rPr>
-        <w:t>)</w:t>
-      </w:r>
-      <w:r>
-        <w:rPr>
-          <w:rFonts w:eastAsia="Times New Roman" w:cs="Arial"/>
-          <w:szCs w:val="24"/>
-        </w:rPr>
-        <w:t>»</w:t>
-      </w:r>
-      <w:r>
-        <w:rPr>
-          <w:rFonts w:eastAsia="Times New Roman" w:cs="Arial"/>
-          <w:szCs w:val="24"/>
-        </w:rPr>
-        <w:t>.</w:t>
+        <w:t>)».</w:t>
       </w:r>
     </w:p>
-    <w:p>
-      <w:pPr>
-        <w:tabs>
-          <w:tab w:val="left" w:pos="8580"/>
-        </w:tabs>
-        <w:spacing w:after="0" w:line="240" w:lineRule="auto"/>
-        <w:ind w:firstLine="0"/>
-        <w:rPr>
-          <w:rFonts w:cs="Arial"/>
-          <w:color w:val="A6A6A6" w:themeColor="background1" w:themeShade="A6"/>
-          <w:szCs w:val="24"/>
-        </w:rPr>
-      </w:pPr>
-      <w:bookmarkStart w:id="3" w:name="_GoBack"/>
-      <w:bookmarkEnd w:id="3"/>
-    </w:p>
-    <w:p>
-      <w:pPr>
-        <w:tabs>
-          <w:tab w:val="left" w:pos="8580"/>
-        </w:tabs>
-        <w:spacing w:after="0" w:line="240" w:lineRule="auto"/>
-        <w:ind w:firstLine="0"/>
-        <w:rPr>
-          <w:rFonts w:cs="Arial"/>
-          <w:color w:val="A6A6A6" w:themeColor="background1" w:themeShade="A6"/>
-          <w:szCs w:val="24"/>
-        </w:rPr>
-      </w:pPr>
-    </w:p>
+    <w:p/>
+    <w:p/>
     <w:tbl>
       <w:tblPr>
         <w:tblStyle w:val="a5"/>
@@ -1135,44 +1009,6 @@
           <w:tcPr>
             <w:tcW w:w="3115" w:type="dxa"/>
           </w:tcPr>
-          <w:p>
-            <w:pPr>
-              <w:autoSpaceDE w:val="0"/>
-              <w:autoSpaceDN w:val="0"/>
-              <w:adjustRightInd w:val="0"/>
-              <w:ind w:firstLine="0"/>
-              <w:rPr>
-                <w:rFonts w:cs="Arial"/>
-                <w:szCs w:val="24"/>
-              </w:rPr>
-            </w:pPr>
-          </w:p>
-          <w:p>
-            <w:pPr>
-              <w:autoSpaceDE w:val="0"/>
-              <w:autoSpaceDN w:val="0"/>
-              <w:adjustRightInd w:val="0"/>
-              <w:ind w:firstLine="0"/>
-              <w:rPr>
-                <w:rFonts w:cs="Arial"/>
-                <w:szCs w:val="24"/>
-              </w:rPr>
-            </w:pPr>
-            <w:bookmarkStart w:id="4" w:name="dsa1"/>
-            <w:bookmarkEnd w:id="4"/>
-          </w:p>
-          <w:p>
-            <w:pPr>
-              <w:autoSpaceDE w:val="0"/>
-              <w:autoSpaceDN w:val="0"/>
-              <w:adjustRightInd w:val="0"/>
-              <w:ind w:firstLine="0"/>
-              <w:rPr>
-                <w:rFonts w:cs="Arial"/>
-                <w:szCs w:val="24"/>
-              </w:rPr>
-            </w:pPr>
-          </w:p>
           <w:p>
             <w:pPr>
               <w:autoSpaceDE w:val="0"/>
@@ -1243,32 +1079,6 @@
               </w:rPr>
             </w:pPr>
           </w:p>
-          <w:p>
-            <w:pPr>
-              <w:autoSpaceDE w:val="0"/>
-              <w:autoSpaceDN w:val="0"/>
-              <w:adjustRightInd w:val="0"/>
-              <w:ind w:firstLine="0"/>
-              <w:jc w:val="left"/>
-              <w:rPr>
-                <w:rFonts w:cs="Arial"/>
-                <w:szCs w:val="24"/>
-              </w:rPr>
-            </w:pPr>
-          </w:p>
-          <w:p>
-            <w:pPr>
-              <w:autoSpaceDE w:val="0"/>
-              <w:autoSpaceDN w:val="0"/>
-              <w:adjustRightInd w:val="0"/>
-              <w:ind w:firstLine="0"/>
-              <w:jc w:val="left"/>
-              <w:rPr>
-                <w:rFonts w:cs="Arial"/>
-                <w:szCs w:val="24"/>
-              </w:rPr>
-            </w:pPr>
-          </w:p>
         </w:tc>
         <w:tc>
           <w:tcPr>
@@ -1317,20 +1127,31 @@
           <w:szCs w:val="20"/>
         </w:rPr>
       </w:pPr>
-      <w:r>
+    </w:p>
+    <w:p>
+      <w:pPr>
+        <w:spacing w:after="0" w:line="240" w:lineRule="auto"/>
+        <w:ind w:firstLine="0"/>
         <w:rPr>
           <w:rFonts w:eastAsia="Calibri" w:cs="Arial"/>
           <w:sz w:val="20"/>
           <w:szCs w:val="20"/>
         </w:rPr>
-        <w:t>Фамилия, и</w:t>
-      </w:r>
+      </w:pPr>
       <w:r>
         <w:rPr>
           <w:rFonts w:eastAsia="Calibri" w:cs="Arial"/>
           <w:sz w:val="20"/>
           <w:szCs w:val="20"/>
         </w:rPr>
+        <w:t>Фамилия, и</w:t>
+      </w:r>
+      <w:r>
+        <w:rPr>
+          <w:rFonts w:eastAsia="Calibri" w:cs="Arial"/>
+          <w:sz w:val="20"/>
+          <w:szCs w:val="20"/>
+        </w:rPr>
         <w:t xml:space="preserve">мя, отчество (при наличии) </w:t>
       </w:r>
     </w:p>
@@ -1350,15 +1171,7 @@
           <w:sz w:val="20"/>
           <w:szCs w:val="20"/>
         </w:rPr>
-        <w:t>доп</w:t>
-      </w:r>
-      <w:r>
-        <w:rPr>
-          <w:rFonts w:eastAsia="Calibri" w:cs="Arial"/>
-          <w:sz w:val="20"/>
-          <w:szCs w:val="20"/>
-        </w:rPr>
-        <w:t>. 0000</w:t>
+        <w:t>доп. 0000</w:t>
       </w:r>
       <w:r>
         <w:rPr>
@@ -1403,20 +1216,12 @@
               <w:autoSpaceDE w:val="0"/>
               <w:autoSpaceDN w:val="0"/>
               <w:adjustRightInd w:val="0"/>
-              <w:jc w:val="right"/>
+              <w:ind w:firstLine="0"/>
               <w:rPr>
                 <w:rFonts w:eastAsia="Times New Roman" w:cs="Arial"/>
                 <w:szCs w:val="24"/>
               </w:rPr>
             </w:pPr>
-            <w:r>
-              <w:rPr>
-                <w:sz w:val="16"/>
-                <w:szCs w:val="16"/>
-              </w:rPr>
-              <w:lastRenderedPageBreak/>
-              <w:br w:type="page"/>
-            </w:r>
           </w:p>
         </w:tc>
         <w:tc>
@@ -1465,7 +1270,7 @@
               </w:rPr>
               <w:t xml:space="preserve">к приказу от </w:t>
             </w:r>
-            <w:bookmarkStart w:id="5" w:name="data2"/>
+            <w:bookmarkStart w:id="3" w:name="data2"/>
             <w:r>
               <w:rPr>
                 <w:rFonts w:eastAsia="Times New Roman" w:cs="Arial"/>
@@ -1480,7 +1285,7 @@
               </w:rPr>
               <w:t>_____</w:t>
             </w:r>
-            <w:bookmarkEnd w:id="5"/>
+            <w:bookmarkEnd w:id="3"/>
             <w:r>
               <w:rPr>
                 <w:rFonts w:eastAsia="Times New Roman" w:cs="Arial"/>
@@ -1488,7 +1293,7 @@
               </w:rPr>
               <w:t xml:space="preserve"> № </w:t>
             </w:r>
-            <w:bookmarkStart w:id="6" w:name="nomer2"/>
+            <w:bookmarkStart w:id="4" w:name="nomer2"/>
             <w:r>
               <w:rPr>
                 <w:rFonts w:eastAsia="Times New Roman" w:cs="Arial"/>
@@ -1496,7 +1301,7 @@
               </w:rPr>
               <w:t>__________</w:t>
             </w:r>
-            <w:bookmarkEnd w:id="6"/>
+            <w:bookmarkEnd w:id="4"/>
           </w:p>
         </w:tc>
       </w:tr>
@@ -1550,13 +1355,7 @@
         <w:rPr>
           <w:rFonts w:eastAsia="Calibri" w:cs="Arial"/>
         </w:rPr>
-        <w:t>Стратегической сессии</w:t>
-      </w:r>
-      <w:r>
-        <w:rPr>
-          <w:rFonts w:eastAsia="Calibri" w:cs="Arial"/>
-        </w:rPr>
-        <w:t xml:space="preserve"> </w:t>
+        <w:t xml:space="preserve">Стратегической сессии </w:t>
       </w:r>
     </w:p>
     <w:p>
@@ -1584,13 +1383,7 @@
         <w:rPr>
           <w:rFonts w:eastAsia="Calibri" w:cs="Arial"/>
         </w:rPr>
-        <w:t>.202</w:t>
-      </w:r>
-      <w:r>
-        <w:rPr>
-          <w:rFonts w:eastAsia="Calibri" w:cs="Arial"/>
-        </w:rPr>
-        <w:t>4</w:t>
+        <w:t>.2024</w:t>
       </w:r>
     </w:p>
     <w:p>
@@ -1708,8 +1501,12 @@
       </w:r>
     </w:p>
     <w:sectPr>
-      <w:headerReference w:type="default" r:id="rId9"/>
-      <w:footerReference w:type="default" r:id="rId10"/>
+      <w:headerReference w:type="even" r:id="rId9"/>
+      <w:headerReference w:type="default" r:id="rId10"/>
+      <w:footerReference w:type="even" r:id="rId11"/>
+      <w:footerReference w:type="default" r:id="rId12"/>
+      <w:headerReference w:type="first" r:id="rId13"/>
+      <w:footerReference w:type="first" r:id="rId14"/>
       <w:pgSz w:w="11906" w:h="16838"/>
       <w:pgMar w:top="1134" w:right="567" w:bottom="1134" w:left="1701" w:header="709" w:footer="709" w:gutter="0"/>
       <w:cols w:space="708"/>
@@ -1750,13 +1547,56 @@
   <w:p>
     <w:pPr>
       <w:pStyle w:val="ae"/>
+    </w:pPr>
+  </w:p>
+</w:ftr>
+</file>
+
+<file path=word/footer2.xml><?xml version="1.0" encoding="utf-8"?>
+<w:ftr xmlns:wpc="http://schemas.microsoft.com/office/word/2010/wordprocessingCanvas" xmlns:cx="http://schemas.microsoft.com/office/drawing/2014/chartex" xmlns:cx1="http://schemas.microsoft.com/office/drawing/2015/9/8/chartex" xmlns:mc="http://schemas.openxmlformats.org/markup-compatibility/2006" xmlns:o="urn:schemas-microsoft-com:office:office" xmlns:r="http://schemas.openxmlformats.org/officeDocument/2006/relationships" xmlns:m="http://schemas.openxmlformats.org/officeDocument/2006/math" xmlns:v="urn:schemas-microsoft-com:vml" xmlns:wp14="http://schemas.microsoft.com/office/word/2010/wordprocessingDrawing" xmlns:wp="http://schemas.openxmlformats.org/drawingml/2006/wordprocessingDrawing" xmlns:w10="urn:schemas-microsoft-com:office:word" xmlns:w="http://schemas.openxmlformats.org/wordprocessingml/2006/main" xmlns:w14="http://schemas.microsoft.com/office/word/2010/wordml" xmlns:w15="http://schemas.microsoft.com/office/word/2012/wordml" xmlns:w16se="http://schemas.microsoft.com/office/word/2015/wordml/symex" xmlns:wpg="http://schemas.microsoft.com/office/word/2010/wordprocessingGroup" xmlns:wpi="http://schemas.microsoft.com/office/word/2010/wordprocessingInk" xmlns:wne="http://schemas.microsoft.com/office/word/2006/wordml" xmlns:wps="http://schemas.microsoft.com/office/word/2010/wordprocessingShape" mc:Ignorable="w14 w15 w16se wp14">
+  <w:p>
+    <w:pPr>
+      <w:pStyle w:val="ae"/>
       <w:jc w:val="right"/>
+      <w:rPr>
+        <w:lang w:val="en-US"/>
+      </w:rPr>
     </w:pPr>
   </w:p>
   <w:p>
     <w:pPr>
       <w:pStyle w:val="ae"/>
       <w:jc w:val="right"/>
+      <w:rPr>
+        <w:lang w:val="en-US"/>
+      </w:rPr>
+    </w:pPr>
+  </w:p>
+</w:ftr>
+</file>
+
+<file path=word/footer3.xml><?xml version="1.0" encoding="utf-8"?>
+<w:ftr xmlns:wpc="http://schemas.microsoft.com/office/word/2010/wordprocessingCanvas" xmlns:cx="http://schemas.microsoft.com/office/drawing/2014/chartex" xmlns:cx1="http://schemas.microsoft.com/office/drawing/2015/9/8/chartex" xmlns:mc="http://schemas.openxmlformats.org/markup-compatibility/2006" xmlns:o="urn:schemas-microsoft-com:office:office" xmlns:r="http://schemas.openxmlformats.org/officeDocument/2006/relationships" xmlns:m="http://schemas.openxmlformats.org/officeDocument/2006/math" xmlns:v="urn:schemas-microsoft-com:vml" xmlns:wp14="http://schemas.microsoft.com/office/word/2010/wordprocessingDrawing" xmlns:wp="http://schemas.openxmlformats.org/drawingml/2006/wordprocessingDrawing" xmlns:w10="urn:schemas-microsoft-com:office:word" xmlns:w="http://schemas.openxmlformats.org/wordprocessingml/2006/main" xmlns:w14="http://schemas.microsoft.com/office/word/2010/wordml" xmlns:w15="http://schemas.microsoft.com/office/word/2012/wordml" xmlns:w16se="http://schemas.microsoft.com/office/word/2015/wordml/symex" xmlns:wpg="http://schemas.microsoft.com/office/word/2010/wordprocessingGroup" xmlns:wpi="http://schemas.microsoft.com/office/word/2010/wordprocessingInk" xmlns:wne="http://schemas.microsoft.com/office/word/2006/wordml" xmlns:wps="http://schemas.microsoft.com/office/word/2010/wordprocessingShape" mc:Ignorable="w14 w15 w16se wp14">
+  <w:p>
+    <w:pPr>
+      <w:pStyle w:val="ae"/>
+      <w:tabs>
+        <w:tab w:val="clear" w:pos="4677"/>
+        <w:tab w:val="clear" w:pos="9355"/>
+        <w:tab w:val="left" w:pos="1200"/>
+      </w:tabs>
+      <w:ind w:firstLine="0"/>
+    </w:pPr>
+  </w:p>
+  <w:p>
+    <w:pPr>
+      <w:pStyle w:val="ae"/>
+      <w:tabs>
+        <w:tab w:val="clear" w:pos="4677"/>
+        <w:tab w:val="clear" w:pos="9355"/>
+        <w:tab w:val="left" w:pos="1200"/>
+      </w:tabs>
+      <w:ind w:firstLine="0"/>
     </w:pPr>
   </w:p>
 </w:ftr>
@@ -1788,6 +1628,16 @@
 </file>
 
 <file path=word/header1.xml><?xml version="1.0" encoding="utf-8"?>
+<w:hdr xmlns:wpc="http://schemas.microsoft.com/office/word/2010/wordprocessingCanvas" xmlns:cx="http://schemas.microsoft.com/office/drawing/2014/chartex" xmlns:cx1="http://schemas.microsoft.com/office/drawing/2015/9/8/chartex" xmlns:mc="http://schemas.openxmlformats.org/markup-compatibility/2006" xmlns:o="urn:schemas-microsoft-com:office:office" xmlns:r="http://schemas.openxmlformats.org/officeDocument/2006/relationships" xmlns:m="http://schemas.openxmlformats.org/officeDocument/2006/math" xmlns:v="urn:schemas-microsoft-com:vml" xmlns:wp14="http://schemas.microsoft.com/office/word/2010/wordprocessingDrawing" xmlns:wp="http://schemas.openxmlformats.org/drawingml/2006/wordprocessingDrawing" xmlns:w10="urn:schemas-microsoft-com:office:word" xmlns:w="http://schemas.openxmlformats.org/wordprocessingml/2006/main" xmlns:w14="http://schemas.microsoft.com/office/word/2010/wordml" xmlns:w15="http://schemas.microsoft.com/office/word/2012/wordml" xmlns:w16se="http://schemas.microsoft.com/office/word/2015/wordml/symex" xmlns:wpg="http://schemas.microsoft.com/office/word/2010/wordprocessingGroup" xmlns:wpi="http://schemas.microsoft.com/office/word/2010/wordprocessingInk" xmlns:wne="http://schemas.microsoft.com/office/word/2006/wordml" xmlns:wps="http://schemas.microsoft.com/office/word/2010/wordprocessingShape" mc:Ignorable="w14 w15 w16se wp14">
+  <w:p>
+    <w:pPr>
+      <w:pStyle w:val="ac"/>
+    </w:pPr>
+  </w:p>
+</w:hdr>
+</file>
+
+<file path=word/header2.xml><?xml version="1.0" encoding="utf-8"?>
 <w:hdr xmlns:wpc="http://schemas.microsoft.com/office/word/2010/wordprocessingCanvas" xmlns:cx="http://schemas.microsoft.com/office/drawing/2014/chartex" xmlns:cx1="http://schemas.microsoft.com/office/drawing/2015/9/8/chartex" xmlns:mc="http://schemas.openxmlformats.org/markup-compatibility/2006" xmlns:o="urn:schemas-microsoft-com:office:office" xmlns:r="http://schemas.openxmlformats.org/officeDocument/2006/relationships" xmlns:m="http://schemas.openxmlformats.org/officeDocument/2006/math" xmlns:v="urn:schemas-microsoft-com:vml" xmlns:wp14="http://schemas.microsoft.com/office/word/2010/wordprocessingDrawing" xmlns:wp="http://schemas.openxmlformats.org/drawingml/2006/wordprocessingDrawing" xmlns:w10="urn:schemas-microsoft-com:office:word" xmlns:w="http://schemas.openxmlformats.org/wordprocessingml/2006/main" xmlns:w14="http://schemas.microsoft.com/office/word/2010/wordml" xmlns:w15="http://schemas.microsoft.com/office/word/2012/wordml" xmlns:w16se="http://schemas.microsoft.com/office/word/2015/wordml/symex" xmlns:wpg="http://schemas.microsoft.com/office/word/2010/wordprocessingGroup" xmlns:wpi="http://schemas.microsoft.com/office/word/2010/wordprocessingInk" xmlns:wne="http://schemas.microsoft.com/office/word/2006/wordml" xmlns:wps="http://schemas.microsoft.com/office/word/2010/wordprocessingShape" mc:Ignorable="w14 w15 w16se wp14">
   <w:sdt>
     <w:sdtPr>
@@ -1799,6 +1649,7 @@
     </w:sdtPr>
     <w:sdtEndPr/>
     <w:sdtContent>
+      <w:bookmarkStart w:id="5" w:name="_GoBack" w:displacedByCustomXml="prev"/>
       <w:p>
         <w:pPr>
           <w:pStyle w:val="ac"/>
@@ -1826,6 +1677,12 @@
       </w:p>
     </w:sdtContent>
   </w:sdt>
+  <w:bookmarkEnd w:id="5" w:displacedByCustomXml="prev"/>
+</w:hdr>
+</file>
+
+<file path=word/header3.xml><?xml version="1.0" encoding="utf-8"?>
+<w:hdr xmlns:wpc="http://schemas.microsoft.com/office/word/2010/wordprocessingCanvas" xmlns:cx="http://schemas.microsoft.com/office/drawing/2014/chartex" xmlns:cx1="http://schemas.microsoft.com/office/drawing/2015/9/8/chartex" xmlns:mc="http://schemas.openxmlformats.org/markup-compatibility/2006" xmlns:o="urn:schemas-microsoft-com:office:office" xmlns:r="http://schemas.openxmlformats.org/officeDocument/2006/relationships" xmlns:m="http://schemas.openxmlformats.org/officeDocument/2006/math" xmlns:v="urn:schemas-microsoft-com:vml" xmlns:wp14="http://schemas.microsoft.com/office/word/2010/wordprocessingDrawing" xmlns:wp="http://schemas.openxmlformats.org/drawingml/2006/wordprocessingDrawing" xmlns:w10="urn:schemas-microsoft-com:office:word" xmlns:w="http://schemas.openxmlformats.org/wordprocessingml/2006/main" xmlns:w14="http://schemas.microsoft.com/office/word/2010/wordml" xmlns:w15="http://schemas.microsoft.com/office/word/2012/wordml" xmlns:w16se="http://schemas.microsoft.com/office/word/2015/wordml/symex" xmlns:wpg="http://schemas.microsoft.com/office/word/2010/wordprocessingGroup" xmlns:wpi="http://schemas.microsoft.com/office/word/2010/wordprocessingInk" xmlns:wne="http://schemas.microsoft.com/office/word/2006/wordml" xmlns:wps="http://schemas.microsoft.com/office/word/2010/wordprocessingShape" mc:Ignorable="w14 w15 w16se wp14">
   <w:p>
     <w:pPr>
       <w:pStyle w:val="ac"/>
@@ -2024,17 +1881,17 @@
   <w:abstractNum w:abstractNumId="10" w15:restartNumberingAfterBreak="0">
     <w:nsid w:val="1C983085"/>
     <w:multiLevelType w:val="hybridMultilevel"/>
-    <w:tmpl w:val="DCA2CF56"/>
-    <w:lvl w:ilvl="0" w:tplc="078834D2">
+    <w:tmpl w:val="D078002E"/>
+    <w:lvl w:ilvl="0" w:tplc="312EF900">
       <w:start w:val="1"/>
       <w:numFmt w:val="decimal"/>
       <w:lvlText w:val="%1."/>
       <w:lvlJc w:val="left"/>
       <w:pPr>
-        <w:ind w:left="1069" w:hanging="360"/>
+        <w:ind w:left="8015" w:hanging="360"/>
       </w:pPr>
       <w:rPr>
-        <w:rFonts w:hint="default"/>
+        <w:rFonts w:asciiTheme="minorHAnsi" w:hAnsiTheme="minorHAnsi" w:cstheme="minorHAnsi" w:hint="default"/>
       </w:rPr>
     </w:lvl>
     <w:lvl w:ilvl="1" w:tplc="04190019" w:tentative="1">
@@ -2043,7 +1900,7 @@
       <w:lvlText w:val="%2."/>
       <w:lvlJc w:val="left"/>
       <w:pPr>
-        <w:ind w:left="1789" w:hanging="360"/>
+        <w:ind w:left="8735" w:hanging="360"/>
       </w:pPr>
     </w:lvl>
     <w:lvl w:ilvl="2" w:tplc="0419001B" w:tentative="1">
@@ -2052,7 +1909,7 @@
       <w:lvlText w:val="%3."/>
       <w:lvlJc w:val="right"/>
       <w:pPr>
-        <w:ind w:left="2509" w:hanging="180"/>
+        <w:ind w:left="9455" w:hanging="180"/>
       </w:pPr>
     </w:lvl>
     <w:lvl w:ilvl="3" w:tplc="0419000F" w:tentative="1">
@@ -2061,7 +1918,7 @@
       <w:lvlText w:val="%4."/>
       <w:lvlJc w:val="left"/>
       <w:pPr>
-        <w:ind w:left="3229" w:hanging="360"/>
+        <w:ind w:left="10175" w:hanging="360"/>
       </w:pPr>
     </w:lvl>
     <w:lvl w:ilvl="4" w:tplc="04190019" w:tentative="1">
@@ -2070,7 +1927,7 @@
       <w:lvlText w:val="%5."/>
       <w:lvlJc w:val="left"/>
       <w:pPr>
-        <w:ind w:left="3949" w:hanging="360"/>
+        <w:ind w:left="10895" w:hanging="360"/>
       </w:pPr>
     </w:lvl>
     <w:lvl w:ilvl="5" w:tplc="0419001B" w:tentative="1">
@@ -2079,7 +1936,7 @@
       <w:lvlText w:val="%6."/>
       <w:lvlJc w:val="right"/>
       <w:pPr>
-        <w:ind w:left="4669" w:hanging="180"/>
+        <w:ind w:left="11615" w:hanging="180"/>
       </w:pPr>
     </w:lvl>
     <w:lvl w:ilvl="6" w:tplc="0419000F" w:tentative="1">
@@ -2088,7 +1945,7 @@
       <w:lvlText w:val="%7."/>
       <w:lvlJc w:val="left"/>
       <w:pPr>
-        <w:ind w:left="5389" w:hanging="360"/>
+        <w:ind w:left="12335" w:hanging="360"/>
       </w:pPr>
     </w:lvl>
     <w:lvl w:ilvl="7" w:tplc="04190019" w:tentative="1">
@@ -2097,7 +1954,7 @@
       <w:lvlText w:val="%8."/>
       <w:lvlJc w:val="left"/>
       <w:pPr>
-        <w:ind w:left="6109" w:hanging="360"/>
+        <w:ind w:left="13055" w:hanging="360"/>
       </w:pPr>
     </w:lvl>
     <w:lvl w:ilvl="8" w:tplc="0419001B" w:tentative="1">
@@ -2106,7 +1963,7 @@
       <w:lvlText w:val="%9."/>
       <w:lvlJc w:val="right"/>
       <w:pPr>
-        <w:ind w:left="6829" w:hanging="180"/>
+        <w:ind w:left="13775" w:hanging="180"/>
       </w:pPr>
     </w:lvl>
   </w:abstractNum>
@@ -3906,7 +3763,7 @@
 </file>
 
 <file path=customXml/itemProps1.xml><?xml version="1.0" encoding="utf-8"?>
-<ds:datastoreItem xmlns:ds="http://schemas.openxmlformats.org/officeDocument/2006/customXml" ds:itemID="{BFBCC78D-1676-4CCF-B9AD-3DCAAC6FDBDC}">
+<ds:datastoreItem xmlns:ds="http://schemas.openxmlformats.org/officeDocument/2006/customXml" ds:itemID="{FB936A11-E031-4F94-84F3-59785ED1D991}">
   <ds:schemaRefs>
     <ds:schemaRef ds:uri="http://schemas.openxmlformats.org/officeDocument/2006/bibliography"/>
   </ds:schemaRefs>

--- a/standart.docx
+++ b/standart.docx
@@ -954,8 +954,17 @@
         <w:t>)».</w:t>
       </w:r>
     </w:p>
-    <w:p/>
-    <w:p/>
+    <w:p>
+      <w:pPr>
+        <w:spacing w:after="0" w:line="240" w:lineRule="auto"/>
+      </w:pPr>
+      <w:bookmarkStart w:id="3" w:name="_GoBack"/>
+    </w:p>
+    <w:p>
+      <w:pPr>
+        <w:spacing w:after="0"/>
+      </w:pPr>
+    </w:p>
     <w:tbl>
       <w:tblPr>
         <w:tblStyle w:val="a5"/>
@@ -984,6 +993,7 @@
           <w:tcPr>
             <w:tcW w:w="3114" w:type="dxa"/>
           </w:tcPr>
+          <w:bookmarkEnd w:id="3"/>
           <w:p>
             <w:pPr>
               <w:autoSpaceDE w:val="0"/>
@@ -1270,7 +1280,7 @@
               </w:rPr>
               <w:t xml:space="preserve">к приказу от </w:t>
             </w:r>
-            <w:bookmarkStart w:id="3" w:name="data2"/>
+            <w:bookmarkStart w:id="4" w:name="data2"/>
             <w:r>
               <w:rPr>
                 <w:rFonts w:eastAsia="Times New Roman" w:cs="Arial"/>
@@ -1285,7 +1295,7 @@
               </w:rPr>
               <w:t>_____</w:t>
             </w:r>
-            <w:bookmarkEnd w:id="3"/>
+            <w:bookmarkEnd w:id="4"/>
             <w:r>
               <w:rPr>
                 <w:rFonts w:eastAsia="Times New Roman" w:cs="Arial"/>
@@ -1293,7 +1303,7 @@
               </w:rPr>
               <w:t xml:space="preserve"> № </w:t>
             </w:r>
-            <w:bookmarkStart w:id="4" w:name="nomer2"/>
+            <w:bookmarkStart w:id="5" w:name="nomer2"/>
             <w:r>
               <w:rPr>
                 <w:rFonts w:eastAsia="Times New Roman" w:cs="Arial"/>
@@ -1301,7 +1311,7 @@
               </w:rPr>
               <w:t>__________</w:t>
             </w:r>
-            <w:bookmarkEnd w:id="4"/>
+            <w:bookmarkEnd w:id="5"/>
           </w:p>
         </w:tc>
       </w:tr>
@@ -1649,7 +1659,6 @@
     </w:sdtPr>
     <w:sdtEndPr/>
     <w:sdtContent>
-      <w:bookmarkStart w:id="5" w:name="_GoBack" w:displacedByCustomXml="prev"/>
       <w:p>
         <w:pPr>
           <w:pStyle w:val="ac"/>
@@ -1677,7 +1686,6 @@
       </w:p>
     </w:sdtContent>
   </w:sdt>
-  <w:bookmarkEnd w:id="5" w:displacedByCustomXml="prev"/>
 </w:hdr>
 </file>
 
@@ -3763,7 +3771,7 @@
 </file>
 
 <file path=customXml/itemProps1.xml><?xml version="1.0" encoding="utf-8"?>
-<ds:datastoreItem xmlns:ds="http://schemas.openxmlformats.org/officeDocument/2006/customXml" ds:itemID="{FB936A11-E031-4F94-84F3-59785ED1D991}">
+<ds:datastoreItem xmlns:ds="http://schemas.openxmlformats.org/officeDocument/2006/customXml" ds:itemID="{302D8936-111C-4084-B64F-0CE4FCB28DA6}">
   <ds:schemaRefs>
     <ds:schemaRef ds:uri="http://schemas.openxmlformats.org/officeDocument/2006/bibliography"/>
   </ds:schemaRefs>

--- a/standart.docx
+++ b/standart.docx
@@ -6,13 +6,14 @@
       <w:pPr>
         <w:ind w:firstLine="0"/>
         <w:rPr>
-          <w:rFonts w:cs="Arial"/>
+          <w:rFonts w:ascii="Arial" w:hAnsi="Arial" w:cs="Arial"/>
           <w:sz w:val="20"/>
           <w:szCs w:val="20"/>
         </w:rPr>
       </w:pPr>
       <w:r>
         <w:rPr>
+          <w:rFonts w:ascii="Arial" w:hAnsi="Arial" w:cs="Arial"/>
           <w:noProof/>
           <w:sz w:val="20"/>
           <w:szCs w:val="20"/>
@@ -107,7 +108,7 @@
               </w:pBdr>
               <w:spacing w:line="120" w:lineRule="atLeast"/>
               <w:rPr>
-                <w:rFonts w:cs="Arial"/>
+                <w:rFonts w:ascii="Arial" w:hAnsi="Arial" w:cs="Arial"/>
                 <w:szCs w:val="24"/>
               </w:rPr>
             </w:pPr>
@@ -177,7 +178,7 @@
         <w:spacing w:after="0" w:line="240" w:lineRule="auto"/>
         <w:ind w:firstLine="0"/>
         <w:rPr>
-          <w:rFonts w:cs="Arial"/>
+          <w:rFonts w:ascii="Arial" w:hAnsi="Arial" w:cs="Arial"/>
           <w:color w:val="A6A6A6" w:themeColor="background1" w:themeShade="A6"/>
           <w:sz w:val="20"/>
           <w:szCs w:val="20"/>
@@ -216,14 +217,14 @@
               <w:ind w:firstLine="0"/>
               <w:jc w:val="left"/>
               <w:rPr>
-                <w:rFonts w:eastAsia="Calibri" w:cs="Arial"/>
+                <w:rFonts w:ascii="Arial" w:eastAsia="Calibri" w:hAnsi="Arial" w:cs="Arial"/>
                 <w:sz w:val="20"/>
                 <w:szCs w:val="20"/>
               </w:rPr>
             </w:pPr>
             <w:r>
               <w:rPr>
-                <w:rFonts w:eastAsia="Calibri" w:cs="Arial"/>
+                <w:rFonts w:ascii="Arial" w:eastAsia="Calibri" w:hAnsi="Arial" w:cs="Arial"/>
                 <w:sz w:val="20"/>
                 <w:szCs w:val="20"/>
               </w:rPr>
@@ -235,14 +236,14 @@
               <w:ind w:firstLine="0"/>
               <w:jc w:val="left"/>
               <w:rPr>
-                <w:rFonts w:eastAsia="Calibri" w:cs="Arial"/>
+                <w:rFonts w:ascii="Arial" w:eastAsia="Calibri" w:hAnsi="Arial" w:cs="Arial"/>
                 <w:sz w:val="20"/>
                 <w:szCs w:val="20"/>
               </w:rPr>
             </w:pPr>
             <w:r>
               <w:rPr>
-                <w:rFonts w:eastAsia="Calibri" w:cs="Arial"/>
+                <w:rFonts w:ascii="Arial" w:eastAsia="Calibri" w:hAnsi="Arial" w:cs="Arial"/>
                 <w:sz w:val="20"/>
                 <w:szCs w:val="20"/>
               </w:rPr>
@@ -254,14 +255,14 @@
               <w:ind w:firstLine="0"/>
               <w:jc w:val="left"/>
               <w:rPr>
-                <w:rFonts w:cs="Arial"/>
+                <w:rFonts w:ascii="Arial" w:hAnsi="Arial" w:cs="Arial"/>
                 <w:sz w:val="20"/>
                 <w:szCs w:val="20"/>
               </w:rPr>
             </w:pPr>
             <w:r>
               <w:rPr>
-                <w:rFonts w:eastAsia="Calibri" w:cs="Arial"/>
+                <w:rFonts w:ascii="Arial" w:eastAsia="Calibri" w:hAnsi="Arial" w:cs="Arial"/>
                 <w:sz w:val="20"/>
                 <w:szCs w:val="20"/>
               </w:rPr>
@@ -277,7 +278,7 @@
             <w:pPr>
               <w:pStyle w:val="9"/>
               <w:rPr>
-                <w:rFonts w:cs="Arial"/>
+                <w:rFonts w:ascii="Arial" w:hAnsi="Arial" w:cs="Arial"/>
                 <w:sz w:val="20"/>
                 <w:szCs w:val="20"/>
               </w:rPr>
@@ -294,7 +295,7 @@
         <w:spacing w:after="0" w:line="240" w:lineRule="auto"/>
         <w:ind w:firstLine="0"/>
         <w:rPr>
-          <w:rFonts w:cs="Arial"/>
+          <w:rFonts w:ascii="Arial" w:hAnsi="Arial" w:cs="Arial"/>
           <w:color w:val="A6A6A6" w:themeColor="background1" w:themeShade="A6"/>
           <w:szCs w:val="24"/>
         </w:rPr>
@@ -308,7 +309,7 @@
         <w:spacing w:after="0" w:line="240" w:lineRule="auto"/>
         <w:ind w:firstLine="0"/>
         <w:rPr>
-          <w:rFonts w:cs="Arial"/>
+          <w:rFonts w:ascii="Arial" w:hAnsi="Arial" w:cs="Arial"/>
           <w:color w:val="A6A6A6" w:themeColor="background1" w:themeShade="A6"/>
           <w:szCs w:val="24"/>
         </w:rPr>
@@ -321,41 +322,41 @@
         <w:adjustRightInd w:val="0"/>
         <w:spacing w:after="0" w:line="240" w:lineRule="auto"/>
         <w:rPr>
-          <w:rFonts w:cs="Arial"/>
-          <w:szCs w:val="24"/>
-        </w:rPr>
-      </w:pPr>
-      <w:r>
-        <w:rPr>
-          <w:rFonts w:eastAsia="Calibri" w:cs="Arial"/>
+          <w:rFonts w:ascii="Arial" w:hAnsi="Arial" w:cs="Arial"/>
+          <w:szCs w:val="24"/>
+        </w:rPr>
+      </w:pPr>
+      <w:r>
+        <w:rPr>
+          <w:rFonts w:ascii="Arial" w:eastAsia="Calibri" w:hAnsi="Arial" w:cs="Arial"/>
           <w:szCs w:val="24"/>
         </w:rPr>
         <w:t xml:space="preserve">В обосновании (преамбуле) указывается основание, причина или цель издания </w:t>
       </w:r>
       <w:r>
         <w:rPr>
-          <w:rFonts w:cs="Arial"/>
+          <w:rFonts w:ascii="Arial" w:hAnsi="Arial" w:cs="Arial"/>
           <w:szCs w:val="24"/>
         </w:rPr>
         <w:t>приказа</w:t>
       </w:r>
       <w:r>
         <w:rPr>
-          <w:rFonts w:cs="Arial"/>
+          <w:rFonts w:ascii="Arial" w:hAnsi="Arial" w:cs="Arial"/>
           <w:szCs w:val="24"/>
         </w:rPr>
         <w:t xml:space="preserve">: </w:t>
       </w:r>
       <w:r>
         <w:rPr>
-          <w:rFonts w:eastAsia="Times New Roman" w:cs="Arial"/>
+          <w:rFonts w:ascii="Arial" w:eastAsia="Times New Roman" w:hAnsi="Arial" w:cs="Arial"/>
           <w:szCs w:val="24"/>
         </w:rPr>
         <w:t>«</w:t>
       </w:r>
       <w:r>
         <w:rPr>
-          <w:rFonts w:eastAsia="Times New Roman" w:cs="Arial"/>
+          <w:rFonts w:ascii="Arial" w:eastAsia="Times New Roman" w:hAnsi="Arial" w:cs="Arial"/>
           <w:color w:val="FF0000"/>
           <w:szCs w:val="24"/>
         </w:rPr>
@@ -364,7 +365,7 @@
       <w:proofErr w:type="gramStart"/>
       <w:r>
         <w:rPr>
-          <w:rFonts w:eastAsia="Times New Roman" w:cs="Arial"/>
+          <w:rFonts w:ascii="Arial" w:eastAsia="Times New Roman" w:hAnsi="Arial" w:cs="Arial"/>
           <w:color w:val="FF0000"/>
           <w:szCs w:val="24"/>
         </w:rPr>
@@ -373,7 +374,7 @@
       <w:proofErr w:type="gramEnd"/>
       <w:r>
         <w:rPr>
-          <w:rFonts w:eastAsia="Times New Roman" w:cs="Arial"/>
+          <w:rFonts w:ascii="Arial" w:eastAsia="Times New Roman" w:hAnsi="Arial" w:cs="Arial"/>
           <w:color w:val="FF0000"/>
           <w:szCs w:val="24"/>
         </w:rPr>
@@ -381,7 +382,7 @@
       </w:r>
       <w:r>
         <w:rPr>
-          <w:rFonts w:eastAsia="Times New Roman" w:cs="Arial"/>
+          <w:rFonts w:ascii="Arial" w:eastAsia="Times New Roman" w:hAnsi="Arial" w:cs="Arial"/>
           <w:szCs w:val="24"/>
         </w:rPr>
         <w:t xml:space="preserve">». </w:t>
@@ -389,7 +390,7 @@
       <w:proofErr w:type="gramStart"/>
       <w:r>
         <w:rPr>
-          <w:rFonts w:eastAsia="Times New Roman" w:cs="Arial"/>
+          <w:rFonts w:ascii="Arial" w:eastAsia="Times New Roman" w:hAnsi="Arial" w:cs="Arial"/>
           <w:szCs w:val="24"/>
         </w:rPr>
         <w:t>Например</w:t>
@@ -397,14 +398,14 @@
       <w:proofErr w:type="gramEnd"/>
       <w:r>
         <w:rPr>
-          <w:rFonts w:eastAsia="Times New Roman" w:cs="Arial"/>
+          <w:rFonts w:ascii="Arial" w:eastAsia="Times New Roman" w:hAnsi="Arial" w:cs="Arial"/>
           <w:szCs w:val="24"/>
         </w:rPr>
         <w:t>: «</w:t>
       </w:r>
       <w:r>
         <w:rPr>
-          <w:rFonts w:eastAsia="Times New Roman" w:cs="Arial"/>
+          <w:rFonts w:ascii="Arial" w:eastAsia="Times New Roman" w:hAnsi="Arial" w:cs="Arial"/>
           <w:color w:val="FF0000"/>
           <w:szCs w:val="24"/>
         </w:rPr>
@@ -412,7 +413,7 @@
       </w:r>
       <w:r>
         <w:rPr>
-          <w:rFonts w:eastAsia="Times New Roman" w:cs="Arial"/>
+          <w:rFonts w:ascii="Arial" w:eastAsia="Times New Roman" w:hAnsi="Arial" w:cs="Arial"/>
           <w:color w:val="FF0000"/>
           <w:szCs w:val="24"/>
         </w:rPr>
@@ -420,7 +421,7 @@
       </w:r>
       <w:r>
         <w:rPr>
-          <w:rFonts w:cs="Arial"/>
+          <w:rFonts w:ascii="Arial" w:hAnsi="Arial" w:cs="Arial"/>
           <w:color w:val="FF0000"/>
           <w:szCs w:val="24"/>
         </w:rPr>
@@ -428,38 +429,40 @@
       </w:r>
       <w:r>
         <w:rPr>
-          <w:rFonts w:eastAsia="Times New Roman" w:cs="Arial"/>
+          <w:rFonts w:ascii="Arial" w:eastAsia="Times New Roman" w:hAnsi="Arial" w:cs="Arial"/>
           <w:szCs w:val="24"/>
         </w:rPr>
         <w:t>»</w:t>
       </w:r>
       <w:r>
         <w:rPr>
-          <w:rFonts w:cs="Arial"/>
+          <w:rFonts w:ascii="Arial" w:hAnsi="Arial" w:cs="Arial"/>
         </w:rPr>
         <w:t xml:space="preserve"> </w:t>
       </w:r>
       <w:r>
         <w:rPr>
-          <w:rFonts w:cs="Arial"/>
+          <w:rFonts w:ascii="Arial" w:hAnsi="Arial" w:cs="Arial"/>
           <w:szCs w:val="24"/>
         </w:rPr>
         <w:t>Распорядительная часть начинается со слова</w:t>
       </w:r>
       <w:r>
         <w:rPr>
-          <w:rFonts w:cs="Arial"/>
+          <w:rFonts w:ascii="Arial" w:hAnsi="Arial" w:cs="Arial"/>
           <w:szCs w:val="24"/>
         </w:rPr>
         <w:t xml:space="preserve"> </w:t>
       </w:r>
       <w:r>
         <w:rPr>
-          <w:rFonts w:cs="Arial"/>
+          <w:rFonts w:ascii="Arial" w:hAnsi="Arial" w:cs="Arial"/>
           <w:szCs w:val="24"/>
         </w:rPr>
         <w:t xml:space="preserve">п р и к а з ы в а ю: </w:t>
       </w:r>
+      <w:bookmarkStart w:id="2" w:name="_GoBack"/>
+      <w:bookmarkEnd w:id="2"/>
     </w:p>
     <w:p>
       <w:pPr>
@@ -468,7 +471,7 @@
         <w:adjustRightInd w:val="0"/>
         <w:spacing w:after="0" w:line="240" w:lineRule="auto"/>
         <w:rPr>
-          <w:rFonts w:cs="Arial"/>
+          <w:rFonts w:ascii="Arial" w:hAnsi="Arial" w:cs="Arial"/>
           <w:szCs w:val="24"/>
         </w:rPr>
       </w:pPr>
@@ -490,76 +493,69 @@
         <w:spacing w:after="0" w:line="240" w:lineRule="auto"/>
         <w:ind w:left="0" w:firstLine="709"/>
         <w:rPr>
-          <w:rFonts w:eastAsia="Times New Roman" w:cs="Arial"/>
-          <w:szCs w:val="24"/>
-        </w:rPr>
-      </w:pPr>
-      <w:r>
-        <w:rPr>
-          <w:rFonts w:eastAsia="Calibri" w:cs="Arial"/>
+          <w:rFonts w:ascii="Arial" w:eastAsia="Times New Roman" w:hAnsi="Arial" w:cs="Arial"/>
+          <w:szCs w:val="24"/>
+        </w:rPr>
+      </w:pPr>
+      <w:r>
+        <w:rPr>
+          <w:rFonts w:ascii="Arial" w:eastAsia="Calibri" w:hAnsi="Arial" w:cs="Arial"/>
           <w:szCs w:val="24"/>
         </w:rPr>
         <w:t xml:space="preserve">Каждое решение/поручение оформляется как отдельный </w:t>
       </w:r>
       <w:r>
         <w:rPr>
-          <w:rFonts w:eastAsia="Calibri" w:cs="Arial"/>
+          <w:rFonts w:ascii="Arial" w:eastAsia="Calibri" w:hAnsi="Arial" w:cs="Arial"/>
           <w:szCs w:val="24"/>
         </w:rPr>
         <w:t>пункт</w:t>
       </w:r>
       <w:r>
         <w:rPr>
-          <w:rFonts w:eastAsia="Times New Roman" w:cs="Arial"/>
-          <w:szCs w:val="24"/>
-        </w:rPr>
-        <w:t>.</w:t>
-      </w:r>
-      <w:r>
-        <w:rPr>
-          <w:rFonts w:eastAsia="Times New Roman" w:cs="Arial"/>
-          <w:szCs w:val="24"/>
-        </w:rPr>
-        <w:t xml:space="preserve"> </w:t>
-      </w:r>
-      <w:r>
-        <w:rPr>
-          <w:rFonts w:eastAsia="Times New Roman" w:cs="Arial"/>
+          <w:rFonts w:ascii="Arial" w:eastAsia="Times New Roman" w:hAnsi="Arial" w:cs="Arial"/>
+          <w:szCs w:val="24"/>
+        </w:rPr>
+        <w:t xml:space="preserve">. </w:t>
+      </w:r>
+      <w:r>
+        <w:rPr>
+          <w:rFonts w:ascii="Arial" w:eastAsia="Times New Roman" w:hAnsi="Arial" w:cs="Arial"/>
           <w:szCs w:val="24"/>
         </w:rPr>
         <w:t>П</w:t>
       </w:r>
       <w:r>
         <w:rPr>
-          <w:rFonts w:eastAsia="Calibri" w:cs="Arial"/>
+          <w:rFonts w:ascii="Arial" w:eastAsia="Calibri" w:hAnsi="Arial" w:cs="Arial"/>
           <w:szCs w:val="24"/>
         </w:rPr>
         <w:t>оручение дается конкретному подразделению</w:t>
       </w:r>
       <w:r>
         <w:rPr>
-          <w:rFonts w:eastAsia="Calibri" w:cs="Arial"/>
+          <w:rFonts w:ascii="Arial" w:eastAsia="Calibri" w:hAnsi="Arial" w:cs="Arial"/>
           <w:szCs w:val="24"/>
         </w:rPr>
         <w:t xml:space="preserve"> или </w:t>
       </w:r>
       <w:r>
         <w:rPr>
-          <w:rFonts w:eastAsia="Times New Roman" w:cs="Arial"/>
+          <w:rFonts w:ascii="Arial" w:eastAsia="Times New Roman" w:hAnsi="Arial" w:cs="Arial"/>
           <w:szCs w:val="24"/>
         </w:rPr>
         <w:t>конкретному исполнителю</w:t>
       </w:r>
       <w:r>
         <w:rPr>
-          <w:rFonts w:eastAsia="Calibri" w:cs="Arial"/>
+          <w:rFonts w:ascii="Arial" w:eastAsia="Calibri" w:hAnsi="Arial" w:cs="Arial"/>
           <w:szCs w:val="24"/>
         </w:rPr>
         <w:t>, например: «</w:t>
       </w:r>
       <w:r>
         <w:rPr>
-          <w:rFonts w:eastAsia="Times New Roman" w:cs="Arial"/>
+          <w:rFonts w:ascii="Arial" w:eastAsia="Times New Roman" w:hAnsi="Arial" w:cs="Arial"/>
           <w:color w:val="FF0000"/>
           <w:szCs w:val="24"/>
         </w:rPr>
@@ -567,7 +563,7 @@
       </w:r>
       <w:r>
         <w:rPr>
-          <w:rFonts w:eastAsia="Times New Roman" w:cs="Arial"/>
+          <w:rFonts w:ascii="Arial" w:eastAsia="Times New Roman" w:hAnsi="Arial" w:cs="Arial"/>
           <w:color w:val="FF0000"/>
           <w:szCs w:val="24"/>
         </w:rPr>
@@ -575,7 +571,7 @@
       </w:r>
       <w:r>
         <w:rPr>
-          <w:rFonts w:eastAsia="Times New Roman" w:cs="Arial"/>
+          <w:rFonts w:ascii="Arial" w:eastAsia="Times New Roman" w:hAnsi="Arial" w:cs="Arial"/>
           <w:color w:val="FF0000"/>
           <w:szCs w:val="24"/>
         </w:rPr>
@@ -583,7 +579,7 @@
       </w:r>
       <w:r>
         <w:rPr>
-          <w:rFonts w:eastAsia="Times New Roman" w:cs="Arial"/>
+          <w:rFonts w:ascii="Arial" w:eastAsia="Times New Roman" w:hAnsi="Arial" w:cs="Arial"/>
           <w:color w:val="FF0000"/>
           <w:szCs w:val="24"/>
         </w:rPr>
@@ -591,14 +587,14 @@
       </w:r>
       <w:r>
         <w:rPr>
-          <w:rFonts w:eastAsia="Calibri" w:cs="Arial"/>
+          <w:rFonts w:ascii="Arial" w:eastAsia="Calibri" w:hAnsi="Arial" w:cs="Arial"/>
           <w:szCs w:val="24"/>
         </w:rPr>
         <w:t>»</w:t>
       </w:r>
       <w:r>
         <w:rPr>
-          <w:rFonts w:eastAsia="Times New Roman" w:cs="Arial"/>
+          <w:rFonts w:ascii="Arial" w:eastAsia="Times New Roman" w:hAnsi="Arial" w:cs="Arial"/>
           <w:szCs w:val="24"/>
         </w:rPr>
         <w:t>.</w:t>
@@ -621,57 +617,57 @@
         <w:spacing w:after="0" w:line="240" w:lineRule="auto"/>
         <w:ind w:left="0" w:firstLine="709"/>
         <w:rPr>
-          <w:rFonts w:eastAsia="Times New Roman" w:cs="Arial"/>
-          <w:szCs w:val="24"/>
-        </w:rPr>
-      </w:pPr>
-      <w:r>
-        <w:rPr>
-          <w:rFonts w:eastAsia="Calibri" w:cs="Arial"/>
+          <w:rFonts w:ascii="Arial" w:eastAsia="Times New Roman" w:hAnsi="Arial" w:cs="Arial"/>
+          <w:szCs w:val="24"/>
+        </w:rPr>
+      </w:pPr>
+      <w:r>
+        <w:rPr>
+          <w:rFonts w:ascii="Arial" w:eastAsia="Calibri" w:hAnsi="Arial" w:cs="Arial"/>
           <w:szCs w:val="24"/>
         </w:rPr>
         <w:t>Если приказ отменяет ранее изданный приказ</w:t>
       </w:r>
       <w:r>
         <w:rPr>
-          <w:rFonts w:eastAsia="Calibri" w:cs="Arial"/>
+          <w:rFonts w:ascii="Arial" w:eastAsia="Calibri" w:hAnsi="Arial" w:cs="Arial"/>
           <w:szCs w:val="24"/>
         </w:rPr>
         <w:t xml:space="preserve"> </w:t>
       </w:r>
       <w:r>
         <w:rPr>
-          <w:rFonts w:eastAsia="Calibri" w:cs="Arial"/>
+          <w:rFonts w:ascii="Arial" w:eastAsia="Calibri" w:hAnsi="Arial" w:cs="Arial"/>
           <w:szCs w:val="24"/>
         </w:rPr>
         <w:t xml:space="preserve">по тому же вопросу, </w:t>
       </w:r>
-      <w:bookmarkStart w:id="2" w:name="_Hlk181809243"/>
-      <w:r>
-        <w:rPr>
-          <w:rFonts w:cs="Arial"/>
+      <w:bookmarkStart w:id="3" w:name="_Hlk181809243"/>
+      <w:r>
+        <w:rPr>
+          <w:rFonts w:ascii="Arial" w:hAnsi="Arial" w:cs="Arial"/>
           <w:szCs w:val="24"/>
         </w:rPr>
         <w:t xml:space="preserve">то один из пунктов распорядительной части текста должен содержать ссылку на отменяемый </w:t>
       </w:r>
       <w:r>
         <w:rPr>
-          <w:rFonts w:cs="Arial"/>
+          <w:rFonts w:ascii="Arial" w:hAnsi="Arial" w:cs="Arial"/>
           <w:szCs w:val="24"/>
         </w:rPr>
         <w:t>приказ</w:t>
       </w:r>
       <w:r>
         <w:rPr>
-          <w:rFonts w:cs="Arial"/>
+          <w:rFonts w:ascii="Arial" w:hAnsi="Arial" w:cs="Arial"/>
           <w:szCs w:val="24"/>
         </w:rPr>
         <w:t xml:space="preserve"> с указанием его даты и номера</w:t>
       </w:r>
-      <w:bookmarkEnd w:id="2"/>
-      <w:r>
-        <w:rPr>
-          <w:rFonts w:eastAsia="Calibri" w:cs="Arial"/>
+      <w:bookmarkEnd w:id="3"/>
+      <w:r>
+        <w:rPr>
+          <w:rFonts w:ascii="Arial" w:eastAsia="Calibri" w:hAnsi="Arial" w:cs="Arial"/>
           <w:szCs w:val="24"/>
         </w:rPr>
         <w:t xml:space="preserve">, </w:t>
@@ -679,7 +675,7 @@
       <w:proofErr w:type="gramStart"/>
       <w:r>
         <w:rPr>
-          <w:rFonts w:eastAsia="Calibri" w:cs="Arial"/>
+          <w:rFonts w:ascii="Arial" w:eastAsia="Calibri" w:hAnsi="Arial" w:cs="Arial"/>
           <w:szCs w:val="24"/>
         </w:rPr>
         <w:t>например</w:t>
@@ -687,14 +683,14 @@
       <w:proofErr w:type="gramEnd"/>
       <w:r>
         <w:rPr>
-          <w:rFonts w:eastAsia="Calibri" w:cs="Arial"/>
+          <w:rFonts w:ascii="Arial" w:eastAsia="Calibri" w:hAnsi="Arial" w:cs="Arial"/>
           <w:szCs w:val="24"/>
         </w:rPr>
         <w:t>: «</w:t>
       </w:r>
       <w:r>
         <w:rPr>
-          <w:rFonts w:eastAsia="Times New Roman" w:cs="Arial"/>
+          <w:rFonts w:ascii="Arial" w:eastAsia="Times New Roman" w:hAnsi="Arial" w:cs="Arial"/>
           <w:color w:val="FF0000"/>
           <w:szCs w:val="24"/>
         </w:rPr>
@@ -702,7 +698,7 @@
       </w:r>
       <w:r>
         <w:rPr>
-          <w:rFonts w:eastAsia="Times New Roman" w:cs="Arial"/>
+          <w:rFonts w:ascii="Arial" w:eastAsia="Times New Roman" w:hAnsi="Arial" w:cs="Arial"/>
           <w:color w:val="FF0000"/>
           <w:szCs w:val="24"/>
         </w:rPr>
@@ -710,7 +706,7 @@
       </w:r>
       <w:r>
         <w:rPr>
-          <w:rFonts w:eastAsia="Times New Roman" w:cs="Arial"/>
+          <w:rFonts w:ascii="Arial" w:eastAsia="Times New Roman" w:hAnsi="Arial" w:cs="Arial"/>
           <w:szCs w:val="24"/>
         </w:rPr>
         <w:t>».</w:t>
@@ -733,83 +729,83 @@
         <w:spacing w:after="0" w:line="240" w:lineRule="auto"/>
         <w:ind w:left="0" w:firstLine="709"/>
         <w:rPr>
-          <w:rFonts w:eastAsia="Times New Roman" w:cs="Arial"/>
-          <w:szCs w:val="24"/>
-        </w:rPr>
-      </w:pPr>
-      <w:r>
-        <w:rPr>
-          <w:rFonts w:eastAsia="Calibri" w:cs="Arial"/>
+          <w:rFonts w:ascii="Arial" w:eastAsia="Times New Roman" w:hAnsi="Arial" w:cs="Arial"/>
+          <w:szCs w:val="24"/>
+        </w:rPr>
+      </w:pPr>
+      <w:r>
+        <w:rPr>
+          <w:rFonts w:ascii="Arial" w:eastAsia="Calibri" w:hAnsi="Arial" w:cs="Arial"/>
           <w:szCs w:val="24"/>
         </w:rPr>
         <w:t>В предпоследн</w:t>
       </w:r>
       <w:r>
         <w:rPr>
-          <w:rFonts w:eastAsia="Calibri" w:cs="Arial"/>
+          <w:rFonts w:ascii="Arial" w:eastAsia="Calibri" w:hAnsi="Arial" w:cs="Arial"/>
           <w:szCs w:val="24"/>
         </w:rPr>
         <w:t>ем</w:t>
       </w:r>
       <w:r>
         <w:rPr>
-          <w:rFonts w:eastAsia="Calibri" w:cs="Arial"/>
+          <w:rFonts w:ascii="Arial" w:eastAsia="Calibri" w:hAnsi="Arial" w:cs="Arial"/>
           <w:szCs w:val="24"/>
         </w:rPr>
         <w:t xml:space="preserve"> пункт</w:t>
       </w:r>
       <w:r>
         <w:rPr>
-          <w:rFonts w:eastAsia="Calibri" w:cs="Arial"/>
+          <w:rFonts w:ascii="Arial" w:eastAsia="Calibri" w:hAnsi="Arial" w:cs="Arial"/>
           <w:szCs w:val="24"/>
         </w:rPr>
         <w:t>е</w:t>
       </w:r>
       <w:r>
         <w:rPr>
-          <w:rFonts w:eastAsia="Calibri" w:cs="Arial"/>
+          <w:rFonts w:ascii="Arial" w:eastAsia="Calibri" w:hAnsi="Arial" w:cs="Arial"/>
           <w:szCs w:val="24"/>
         </w:rPr>
         <w:t xml:space="preserve"> </w:t>
       </w:r>
       <w:r>
         <w:rPr>
-          <w:rFonts w:eastAsia="Calibri" w:cs="Arial"/>
+          <w:rFonts w:ascii="Arial" w:eastAsia="Calibri" w:hAnsi="Arial" w:cs="Arial"/>
           <w:szCs w:val="24"/>
         </w:rPr>
         <w:t>дается поручение</w:t>
       </w:r>
       <w:r>
         <w:rPr>
-          <w:rFonts w:eastAsia="Calibri" w:cs="Arial"/>
+          <w:rFonts w:ascii="Arial" w:eastAsia="Calibri" w:hAnsi="Arial" w:cs="Arial"/>
           <w:szCs w:val="24"/>
         </w:rPr>
         <w:t xml:space="preserve"> </w:t>
       </w:r>
       <w:r>
         <w:rPr>
-          <w:rFonts w:eastAsia="Calibri" w:cs="Arial"/>
+          <w:rFonts w:ascii="Arial" w:eastAsia="Calibri" w:hAnsi="Arial" w:cs="Arial"/>
           <w:szCs w:val="24"/>
         </w:rPr>
         <w:t>довести приказ до сведения соответствующих лиц, например</w:t>
       </w:r>
       <w:r>
         <w:rPr>
-          <w:rFonts w:eastAsia="Calibri" w:cs="Arial"/>
+          <w:rFonts w:ascii="Arial" w:eastAsia="Calibri" w:hAnsi="Arial" w:cs="Arial"/>
           <w:szCs w:val="24"/>
         </w:rPr>
         <w:t>:</w:t>
       </w:r>
       <w:r>
         <w:rPr>
-          <w:rFonts w:eastAsia="Calibri" w:cs="Arial"/>
+          <w:rFonts w:ascii="Arial" w:eastAsia="Calibri" w:hAnsi="Arial" w:cs="Arial"/>
           <w:szCs w:val="24"/>
         </w:rPr>
         <w:t xml:space="preserve"> «</w:t>
       </w:r>
       <w:r>
         <w:rPr>
-          <w:rFonts w:eastAsia="Calibri" w:cs="Arial"/>
+          <w:rFonts w:ascii="Arial" w:eastAsia="Calibri" w:hAnsi="Arial" w:cs="Arial"/>
           <w:color w:val="FF0000"/>
           <w:szCs w:val="24"/>
         </w:rPr>
@@ -817,7 +813,7 @@
       </w:r>
       <w:r>
         <w:rPr>
-          <w:rFonts w:eastAsia="Calibri" w:cs="Arial"/>
+          <w:rFonts w:ascii="Arial" w:eastAsia="Calibri" w:hAnsi="Arial" w:cs="Arial"/>
           <w:color w:val="FF0000"/>
           <w:szCs w:val="24"/>
         </w:rPr>
@@ -825,7 +821,7 @@
       </w:r>
       <w:r>
         <w:rPr>
-          <w:rFonts w:eastAsia="Calibri" w:cs="Arial"/>
+          <w:rFonts w:ascii="Arial" w:eastAsia="Calibri" w:hAnsi="Arial" w:cs="Arial"/>
           <w:color w:val="FF0000"/>
           <w:szCs w:val="24"/>
         </w:rPr>
@@ -833,7 +829,7 @@
       </w:r>
       <w:r>
         <w:rPr>
-          <w:rFonts w:eastAsia="Calibri" w:cs="Arial"/>
+          <w:rFonts w:ascii="Arial" w:eastAsia="Calibri" w:hAnsi="Arial" w:cs="Arial"/>
           <w:color w:val="FF0000"/>
           <w:szCs w:val="24"/>
         </w:rPr>
@@ -841,14 +837,14 @@
       </w:r>
       <w:r>
         <w:rPr>
-          <w:rFonts w:eastAsia="Calibri" w:cs="Arial"/>
+          <w:rFonts w:ascii="Arial" w:eastAsia="Calibri" w:hAnsi="Arial" w:cs="Arial"/>
           <w:szCs w:val="24"/>
         </w:rPr>
         <w:t>»</w:t>
       </w:r>
       <w:r>
         <w:rPr>
-          <w:rFonts w:eastAsia="Calibri" w:cs="Arial"/>
+          <w:rFonts w:ascii="Arial" w:eastAsia="Calibri" w:hAnsi="Arial" w:cs="Arial"/>
           <w:szCs w:val="24"/>
         </w:rPr>
         <w:t>.</w:t>
@@ -871,48 +867,48 @@
         <w:spacing w:after="0" w:line="240" w:lineRule="auto"/>
         <w:ind w:left="0" w:firstLine="709"/>
         <w:rPr>
-          <w:rFonts w:eastAsia="Times New Roman" w:cs="Arial"/>
-          <w:szCs w:val="24"/>
-        </w:rPr>
-      </w:pPr>
-      <w:r>
-        <w:rPr>
-          <w:rFonts w:cs="Arial"/>
+          <w:rFonts w:ascii="Arial" w:eastAsia="Times New Roman" w:hAnsi="Arial" w:cs="Arial"/>
+          <w:szCs w:val="24"/>
+        </w:rPr>
+      </w:pPr>
+      <w:r>
+        <w:rPr>
+          <w:rFonts w:ascii="Arial" w:hAnsi="Arial" w:cs="Arial"/>
           <w:szCs w:val="24"/>
         </w:rPr>
         <w:t>В последнем пункте распорядительной части</w:t>
       </w:r>
       <w:r>
         <w:rPr>
-          <w:rFonts w:cs="Arial"/>
+          <w:rFonts w:ascii="Arial" w:hAnsi="Arial" w:cs="Arial"/>
           <w:szCs w:val="24"/>
         </w:rPr>
         <w:t xml:space="preserve"> </w:t>
       </w:r>
       <w:r>
         <w:rPr>
-          <w:rFonts w:cs="Arial"/>
+          <w:rFonts w:ascii="Arial" w:hAnsi="Arial" w:cs="Arial"/>
           <w:szCs w:val="24"/>
         </w:rPr>
         <w:t>указывается должностное лицо, на которое возлагается контроль за исполнением приказа</w:t>
       </w:r>
       <w:r>
         <w:rPr>
-          <w:rFonts w:cs="Arial"/>
+          <w:rFonts w:ascii="Arial" w:hAnsi="Arial" w:cs="Arial"/>
           <w:szCs w:val="24"/>
         </w:rPr>
         <w:t>:</w:t>
       </w:r>
       <w:r>
         <w:rPr>
-          <w:rFonts w:cs="Arial"/>
+          <w:rFonts w:ascii="Arial" w:hAnsi="Arial" w:cs="Arial"/>
           <w:szCs w:val="24"/>
         </w:rPr>
         <w:t xml:space="preserve"> «</w:t>
       </w:r>
       <w:r>
         <w:rPr>
-          <w:rFonts w:eastAsia="Times New Roman" w:cs="Arial"/>
+          <w:rFonts w:ascii="Arial" w:eastAsia="Times New Roman" w:hAnsi="Arial" w:cs="Arial"/>
           <w:color w:val="FF0000"/>
           <w:szCs w:val="24"/>
         </w:rPr>
@@ -920,35 +916,35 @@
       </w:r>
       <w:r>
         <w:rPr>
-          <w:rFonts w:eastAsia="Times New Roman" w:cs="Arial"/>
+          <w:rFonts w:ascii="Arial" w:eastAsia="Times New Roman" w:hAnsi="Arial" w:cs="Arial"/>
           <w:szCs w:val="24"/>
         </w:rPr>
         <w:t xml:space="preserve"> (приводится должность </w:t>
       </w:r>
       <w:r>
         <w:rPr>
-          <w:rFonts w:eastAsia="Times New Roman" w:cs="Arial"/>
+          <w:rFonts w:ascii="Arial" w:eastAsia="Times New Roman" w:hAnsi="Arial" w:cs="Arial"/>
           <w:szCs w:val="24"/>
         </w:rPr>
         <w:t>работника</w:t>
       </w:r>
       <w:r>
         <w:rPr>
-          <w:rFonts w:eastAsia="Times New Roman" w:cs="Arial"/>
+          <w:rFonts w:ascii="Arial" w:eastAsia="Times New Roman" w:hAnsi="Arial" w:cs="Arial"/>
           <w:szCs w:val="24"/>
         </w:rPr>
         <w:t>,</w:t>
       </w:r>
       <w:r>
         <w:rPr>
-          <w:rFonts w:eastAsia="Times New Roman" w:cs="Arial"/>
+          <w:rFonts w:ascii="Arial" w:eastAsia="Times New Roman" w:hAnsi="Arial" w:cs="Arial"/>
           <w:szCs w:val="24"/>
         </w:rPr>
         <w:t xml:space="preserve"> на которого возлагается контроль</w:t>
       </w:r>
       <w:r>
         <w:rPr>
-          <w:rFonts w:eastAsia="Times New Roman" w:cs="Arial"/>
+          <w:rFonts w:ascii="Arial" w:eastAsia="Times New Roman" w:hAnsi="Arial" w:cs="Arial"/>
           <w:szCs w:val="24"/>
         </w:rPr>
         <w:t>)».</w:t>
@@ -957,12 +953,19 @@
     <w:p>
       <w:pPr>
         <w:spacing w:after="0" w:line="240" w:lineRule="auto"/>
-      </w:pPr>
-      <w:bookmarkStart w:id="3" w:name="_GoBack"/>
+        <w:rPr>
+          <w:rFonts w:ascii="Arial" w:hAnsi="Arial" w:cs="Arial"/>
+        </w:rPr>
+      </w:pPr>
     </w:p>
     <w:p>
       <w:pPr>
         <w:spacing w:after="0"/>
+        <w:ind w:firstLine="0"/>
+        <w:rPr>
+          <w:rFonts w:ascii="Arial" w:hAnsi="Arial" w:cs="Arial"/>
+          <w:lang w:val="en-US"/>
+        </w:rPr>
       </w:pPr>
     </w:p>
     <w:tbl>
@@ -993,7 +996,6 @@
           <w:tcPr>
             <w:tcW w:w="3114" w:type="dxa"/>
           </w:tcPr>
-          <w:bookmarkEnd w:id="3"/>
           <w:p>
             <w:pPr>
               <w:autoSpaceDE w:val="0"/>
@@ -1002,13 +1004,13 @@
               <w:ind w:firstLine="0"/>
               <w:jc w:val="left"/>
               <w:rPr>
-                <w:rFonts w:cs="Arial"/>
+                <w:rFonts w:ascii="Arial" w:hAnsi="Arial" w:cs="Arial"/>
                 <w:szCs w:val="24"/>
               </w:rPr>
             </w:pPr>
             <w:r>
               <w:rPr>
-                <w:rFonts w:cs="Arial"/>
+                <w:rFonts w:ascii="Arial" w:hAnsi="Arial" w:cs="Arial"/>
                 <w:szCs w:val="24"/>
               </w:rPr>
               <w:t>Наименование должности руководителя</w:t>
@@ -1026,7 +1028,7 @@
               <w:adjustRightInd w:val="0"/>
               <w:ind w:firstLine="0"/>
               <w:rPr>
-                <w:rFonts w:cs="Arial"/>
+                <w:rFonts w:ascii="Arial" w:hAnsi="Arial" w:cs="Arial"/>
                 <w:szCs w:val="24"/>
               </w:rPr>
             </w:pPr>
@@ -1044,7 +1046,7 @@
               <w:ind w:firstLine="0"/>
               <w:jc w:val="right"/>
               <w:rPr>
-                <w:rFonts w:cs="Arial"/>
+                <w:rFonts w:ascii="Arial" w:hAnsi="Arial" w:cs="Arial"/>
                 <w:szCs w:val="24"/>
               </w:rPr>
             </w:pPr>
@@ -1057,13 +1059,13 @@
               <w:ind w:firstLine="0"/>
               <w:jc w:val="right"/>
               <w:rPr>
-                <w:rFonts w:cs="Arial"/>
+                <w:rFonts w:ascii="Arial" w:hAnsi="Arial" w:cs="Arial"/>
                 <w:szCs w:val="24"/>
               </w:rPr>
             </w:pPr>
             <w:r>
               <w:rPr>
-                <w:rFonts w:cs="Arial"/>
+                <w:rFonts w:ascii="Arial" w:hAnsi="Arial" w:cs="Arial"/>
                 <w:szCs w:val="24"/>
               </w:rPr>
               <w:t>И.О. Фамилия</w:t>
@@ -1071,68 +1073,13 @@
           </w:p>
         </w:tc>
       </w:tr>
-      <w:tr>
-        <w:tc>
-          <w:tcPr>
-            <w:tcW w:w="3114" w:type="dxa"/>
-          </w:tcPr>
-          <w:p>
-            <w:pPr>
-              <w:autoSpaceDE w:val="0"/>
-              <w:autoSpaceDN w:val="0"/>
-              <w:adjustRightInd w:val="0"/>
-              <w:ind w:firstLine="0"/>
-              <w:jc w:val="left"/>
-              <w:rPr>
-                <w:rFonts w:cs="Arial"/>
-                <w:szCs w:val="24"/>
-              </w:rPr>
-            </w:pPr>
-          </w:p>
-        </w:tc>
-        <w:tc>
-          <w:tcPr>
-            <w:tcW w:w="3115" w:type="dxa"/>
-          </w:tcPr>
-          <w:p>
-            <w:pPr>
-              <w:autoSpaceDE w:val="0"/>
-              <w:autoSpaceDN w:val="0"/>
-              <w:adjustRightInd w:val="0"/>
-              <w:ind w:firstLine="0"/>
-              <w:rPr>
-                <w:rFonts w:cs="Arial"/>
-                <w:szCs w:val="24"/>
-              </w:rPr>
-            </w:pPr>
-          </w:p>
-        </w:tc>
-        <w:tc>
-          <w:tcPr>
-            <w:tcW w:w="3410" w:type="dxa"/>
-          </w:tcPr>
-          <w:p>
-            <w:pPr>
-              <w:autoSpaceDE w:val="0"/>
-              <w:autoSpaceDN w:val="0"/>
-              <w:adjustRightInd w:val="0"/>
-              <w:ind w:firstLine="0"/>
-              <w:jc w:val="right"/>
-              <w:rPr>
-                <w:rFonts w:cs="Arial"/>
-                <w:szCs w:val="24"/>
-              </w:rPr>
-            </w:pPr>
-          </w:p>
-        </w:tc>
-      </w:tr>
     </w:tbl>
     <w:p>
       <w:pPr>
         <w:spacing w:after="0" w:line="240" w:lineRule="auto"/>
         <w:ind w:firstLine="0"/>
         <w:rPr>
-          <w:rFonts w:eastAsia="Calibri" w:cs="Arial"/>
+          <w:rFonts w:ascii="Arial" w:eastAsia="Calibri" w:hAnsi="Arial" w:cs="Arial"/>
           <w:sz w:val="20"/>
           <w:szCs w:val="20"/>
         </w:rPr>
@@ -1143,25 +1090,36 @@
         <w:spacing w:after="0" w:line="240" w:lineRule="auto"/>
         <w:ind w:firstLine="0"/>
         <w:rPr>
-          <w:rFonts w:eastAsia="Calibri" w:cs="Arial"/>
+          <w:rFonts w:ascii="Arial" w:eastAsia="Calibri" w:hAnsi="Arial" w:cs="Arial"/>
           <w:sz w:val="20"/>
           <w:szCs w:val="20"/>
         </w:rPr>
       </w:pPr>
-      <w:r>
-        <w:rPr>
-          <w:rFonts w:eastAsia="Calibri" w:cs="Arial"/>
+    </w:p>
+    <w:p>
+      <w:pPr>
+        <w:spacing w:after="0" w:line="240" w:lineRule="auto"/>
+        <w:ind w:firstLine="0"/>
+        <w:rPr>
+          <w:rFonts w:ascii="Arial" w:eastAsia="Calibri" w:hAnsi="Arial" w:cs="Arial"/>
           <w:sz w:val="20"/>
           <w:szCs w:val="20"/>
         </w:rPr>
-        <w:t>Фамилия, и</w:t>
-      </w:r>
-      <w:r>
-        <w:rPr>
-          <w:rFonts w:eastAsia="Calibri" w:cs="Arial"/>
+      </w:pPr>
+      <w:r>
+        <w:rPr>
+          <w:rFonts w:ascii="Arial" w:eastAsia="Calibri" w:hAnsi="Arial" w:cs="Arial"/>
           <w:sz w:val="20"/>
           <w:szCs w:val="20"/>
         </w:rPr>
+        <w:t>Фамилия, и</w:t>
+      </w:r>
+      <w:r>
+        <w:rPr>
+          <w:rFonts w:ascii="Arial" w:eastAsia="Calibri" w:hAnsi="Arial" w:cs="Arial"/>
+          <w:sz w:val="20"/>
+          <w:szCs w:val="20"/>
+        </w:rPr>
         <w:t xml:space="preserve">мя, отчество (при наличии) </w:t>
       </w:r>
     </w:p>
@@ -1170,14 +1128,14 @@
         <w:spacing w:after="0" w:line="240" w:lineRule="auto"/>
         <w:ind w:firstLine="0"/>
         <w:rPr>
-          <w:rFonts w:eastAsia="Calibri" w:cs="Arial"/>
+          <w:rFonts w:ascii="Arial" w:eastAsia="Calibri" w:hAnsi="Arial" w:cs="Arial"/>
           <w:sz w:val="20"/>
           <w:szCs w:val="20"/>
         </w:rPr>
       </w:pPr>
       <w:r>
         <w:rPr>
-          <w:rFonts w:eastAsia="Calibri" w:cs="Arial"/>
+          <w:rFonts w:ascii="Arial" w:eastAsia="Calibri" w:hAnsi="Arial" w:cs="Arial"/>
           <w:sz w:val="20"/>
           <w:szCs w:val="20"/>
         </w:rPr>
@@ -1185,7 +1143,7 @@
       </w:r>
       <w:r>
         <w:rPr>
-          <w:rFonts w:eastAsia="Calibri" w:cs="Arial"/>
+          <w:rFonts w:ascii="Arial" w:eastAsia="Calibri" w:hAnsi="Arial" w:cs="Arial"/>
           <w:sz w:val="20"/>
           <w:szCs w:val="20"/>
         </w:rPr>
@@ -1228,7 +1186,7 @@
               <w:adjustRightInd w:val="0"/>
               <w:ind w:firstLine="0"/>
               <w:rPr>
-                <w:rFonts w:eastAsia="Times New Roman" w:cs="Arial"/>
+                <w:rFonts w:ascii="Arial" w:eastAsia="Times New Roman" w:hAnsi="Arial" w:cs="Arial"/>
                 <w:szCs w:val="24"/>
               </w:rPr>
             </w:pPr>
@@ -1248,13 +1206,13 @@
               <w:ind w:left="510"/>
               <w:jc w:val="right"/>
               <w:rPr>
-                <w:rFonts w:eastAsia="Times New Roman" w:cs="Arial"/>
+                <w:rFonts w:ascii="Arial" w:eastAsia="Times New Roman" w:hAnsi="Arial" w:cs="Arial"/>
                 <w:szCs w:val="24"/>
               </w:rPr>
             </w:pPr>
             <w:r>
               <w:rPr>
-                <w:rFonts w:eastAsia="Times New Roman" w:cs="Arial"/>
+                <w:rFonts w:ascii="Arial" w:eastAsia="Times New Roman" w:hAnsi="Arial" w:cs="Arial"/>
                 <w:szCs w:val="24"/>
               </w:rPr>
               <w:t>Приложение</w:t>
@@ -1269,13 +1227,13 @@
               <w:ind w:firstLine="0"/>
               <w:jc w:val="right"/>
               <w:rPr>
-                <w:rFonts w:eastAsia="Times New Roman" w:cs="Arial"/>
+                <w:rFonts w:ascii="Arial" w:eastAsia="Times New Roman" w:hAnsi="Arial" w:cs="Arial"/>
                 <w:szCs w:val="24"/>
               </w:rPr>
             </w:pPr>
             <w:r>
               <w:rPr>
-                <w:rFonts w:eastAsia="Times New Roman" w:cs="Arial"/>
+                <w:rFonts w:ascii="Arial" w:eastAsia="Times New Roman" w:hAnsi="Arial" w:cs="Arial"/>
                 <w:szCs w:val="24"/>
               </w:rPr>
               <w:t xml:space="preserve">к приказу от </w:t>
@@ -1283,14 +1241,14 @@
             <w:bookmarkStart w:id="4" w:name="data2"/>
             <w:r>
               <w:rPr>
-                <w:rFonts w:eastAsia="Times New Roman" w:cs="Arial"/>
+                <w:rFonts w:ascii="Arial" w:eastAsia="Times New Roman" w:hAnsi="Arial" w:cs="Arial"/>
                 <w:szCs w:val="24"/>
               </w:rPr>
               <w:t>_______</w:t>
             </w:r>
             <w:r>
               <w:rPr>
-                <w:rFonts w:eastAsia="Times New Roman" w:cs="Arial"/>
+                <w:rFonts w:ascii="Arial" w:eastAsia="Times New Roman" w:hAnsi="Arial" w:cs="Arial"/>
                 <w:szCs w:val="24"/>
               </w:rPr>
               <w:t>_____</w:t>
@@ -1298,7 +1256,7 @@
             <w:bookmarkEnd w:id="4"/>
             <w:r>
               <w:rPr>
-                <w:rFonts w:eastAsia="Times New Roman" w:cs="Arial"/>
+                <w:rFonts w:ascii="Arial" w:eastAsia="Times New Roman" w:hAnsi="Arial" w:cs="Arial"/>
                 <w:szCs w:val="24"/>
               </w:rPr>
               <w:t xml:space="preserve"> № </w:t>
@@ -1306,7 +1264,7 @@
             <w:bookmarkStart w:id="5" w:name="nomer2"/>
             <w:r>
               <w:rPr>
-                <w:rFonts w:eastAsia="Times New Roman" w:cs="Arial"/>
+                <w:rFonts w:ascii="Arial" w:eastAsia="Times New Roman" w:hAnsi="Arial" w:cs="Arial"/>
                 <w:szCs w:val="24"/>
               </w:rPr>
               <w:t>__________</w:t>
@@ -1322,7 +1280,7 @@
         <w:ind w:firstLine="567"/>
         <w:jc w:val="right"/>
         <w:rPr>
-          <w:rFonts w:eastAsia="Calibri" w:cs="Arial"/>
+          <w:rFonts w:ascii="Arial" w:eastAsia="Calibri" w:hAnsi="Arial" w:cs="Arial"/>
         </w:rPr>
       </w:pPr>
     </w:p>
@@ -1332,7 +1290,7 @@
         <w:ind w:firstLine="567"/>
         <w:jc w:val="right"/>
         <w:rPr>
-          <w:rFonts w:eastAsia="Calibri" w:cs="Arial"/>
+          <w:rFonts w:ascii="Arial" w:eastAsia="Calibri" w:hAnsi="Arial" w:cs="Arial"/>
         </w:rPr>
       </w:pPr>
     </w:p>
@@ -1342,12 +1300,12 @@
         <w:ind w:firstLine="0"/>
         <w:jc w:val="center"/>
         <w:rPr>
-          <w:rFonts w:eastAsia="Calibri" w:cs="Arial"/>
-        </w:rPr>
-      </w:pPr>
-      <w:r>
-        <w:rPr>
-          <w:rFonts w:eastAsia="Calibri" w:cs="Arial"/>
+          <w:rFonts w:ascii="Arial" w:eastAsia="Calibri" w:hAnsi="Arial" w:cs="Arial"/>
+        </w:rPr>
+      </w:pPr>
+      <w:r>
+        <w:rPr>
+          <w:rFonts w:ascii="Arial" w:eastAsia="Calibri" w:hAnsi="Arial" w:cs="Arial"/>
         </w:rPr>
         <w:t>Список лиц, ответственных за организацию</w:t>
       </w:r>
@@ -1358,12 +1316,12 @@
         <w:ind w:firstLine="0"/>
         <w:jc w:val="center"/>
         <w:rPr>
-          <w:rFonts w:eastAsia="Calibri" w:cs="Arial"/>
-        </w:rPr>
-      </w:pPr>
-      <w:r>
-        <w:rPr>
-          <w:rFonts w:eastAsia="Calibri" w:cs="Arial"/>
+          <w:rFonts w:ascii="Arial" w:eastAsia="Calibri" w:hAnsi="Arial" w:cs="Arial"/>
+        </w:rPr>
+      </w:pPr>
+      <w:r>
+        <w:rPr>
+          <w:rFonts w:ascii="Arial" w:eastAsia="Calibri" w:hAnsi="Arial" w:cs="Arial"/>
         </w:rPr>
         <w:t xml:space="preserve">Стратегической сессии </w:t>
       </w:r>
@@ -1374,24 +1332,24 @@
         <w:ind w:firstLine="0"/>
         <w:jc w:val="center"/>
         <w:rPr>
-          <w:rFonts w:eastAsia="Calibri" w:cs="Arial"/>
-        </w:rPr>
-      </w:pPr>
-      <w:r>
-        <w:rPr>
-          <w:rFonts w:eastAsia="Calibri" w:cs="Arial"/>
+          <w:rFonts w:ascii="Arial" w:eastAsia="Calibri" w:hAnsi="Arial" w:cs="Arial"/>
+        </w:rPr>
+      </w:pPr>
+      <w:r>
+        <w:rPr>
+          <w:rFonts w:ascii="Arial" w:eastAsia="Calibri" w:hAnsi="Arial" w:cs="Arial"/>
         </w:rPr>
         <w:t>05.</w:t>
       </w:r>
       <w:r>
         <w:rPr>
-          <w:rFonts w:eastAsia="Calibri" w:cs="Arial"/>
+          <w:rFonts w:ascii="Arial" w:eastAsia="Calibri" w:hAnsi="Arial" w:cs="Arial"/>
         </w:rPr>
         <w:t>11</w:t>
       </w:r>
       <w:r>
         <w:rPr>
-          <w:rFonts w:eastAsia="Calibri" w:cs="Arial"/>
+          <w:rFonts w:ascii="Arial" w:eastAsia="Calibri" w:hAnsi="Arial" w:cs="Arial"/>
         </w:rPr>
         <w:t>.2024</w:t>
       </w:r>
@@ -1400,7 +1358,7 @@
       <w:pPr>
         <w:spacing w:after="0" w:line="240" w:lineRule="auto"/>
         <w:rPr>
-          <w:rFonts w:eastAsia="Times New Roman" w:cs="Arial"/>
+          <w:rFonts w:ascii="Arial" w:eastAsia="Times New Roman" w:hAnsi="Arial" w:cs="Arial"/>
           <w:szCs w:val="24"/>
         </w:rPr>
       </w:pPr>
@@ -1409,14 +1367,14 @@
       <w:pPr>
         <w:spacing w:after="0" w:line="240" w:lineRule="auto"/>
         <w:rPr>
-          <w:rFonts w:cs="Arial"/>
+          <w:rFonts w:ascii="Arial" w:hAnsi="Arial" w:cs="Arial"/>
           <w:color w:val="FF0000"/>
           <w:szCs w:val="24"/>
         </w:rPr>
       </w:pPr>
       <w:r>
         <w:rPr>
-          <w:rFonts w:cs="Arial"/>
+          <w:rFonts w:ascii="Arial" w:hAnsi="Arial" w:cs="Arial"/>
           <w:color w:val="FF0000"/>
           <w:szCs w:val="24"/>
         </w:rPr>
@@ -1424,7 +1382,7 @@
       </w:r>
       <w:r>
         <w:rPr>
-          <w:rFonts w:cs="Arial"/>
+          <w:rFonts w:ascii="Arial" w:hAnsi="Arial" w:cs="Arial"/>
           <w:color w:val="FF0000"/>
           <w:szCs w:val="24"/>
         </w:rPr>
@@ -1435,7 +1393,7 @@
       <w:pPr>
         <w:spacing w:after="0" w:line="240" w:lineRule="auto"/>
         <w:rPr>
-          <w:rFonts w:cs="Arial"/>
+          <w:rFonts w:ascii="Arial" w:hAnsi="Arial" w:cs="Arial"/>
           <w:color w:val="FF0000"/>
           <w:szCs w:val="24"/>
           <w:shd w:val="clear" w:color="auto" w:fill="FFFFFF"/>
@@ -1443,14 +1401,14 @@
       </w:pPr>
       <w:r>
         <w:rPr>
-          <w:rFonts w:cs="Arial"/>
+          <w:rFonts w:ascii="Arial" w:hAnsi="Arial" w:cs="Arial"/>
           <w:color w:val="FF0000"/>
         </w:rPr>
         <w:t>Приложения можно обозначить прописными буквами русского алфавита, начиная с А, за исключением букв Ё, З, Й, О, Ч, Ь, Ы, Ъ или арабскими числами. После слова «Приложение» следует знак № с указанием через один пробел цифры, или без знака № с указанием через один пробел буквы, обозначающей его последовательность.</w:t>
       </w:r>
       <w:r>
         <w:rPr>
-          <w:rFonts w:cs="Arial"/>
+          <w:rFonts w:ascii="Arial" w:hAnsi="Arial" w:cs="Arial"/>
           <w:color w:val="FF0000"/>
           <w:szCs w:val="24"/>
           <w:shd w:val="clear" w:color="auto" w:fill="FFFFFF"/>
@@ -1462,14 +1420,14 @@
       <w:pPr>
         <w:spacing w:after="0" w:line="240" w:lineRule="auto"/>
         <w:rPr>
-          <w:rFonts w:cs="Arial"/>
+          <w:rFonts w:ascii="Arial" w:hAnsi="Arial" w:cs="Arial"/>
           <w:szCs w:val="24"/>
           <w:shd w:val="clear" w:color="auto" w:fill="FFFFFF"/>
         </w:rPr>
       </w:pPr>
       <w:r>
         <w:rPr>
-          <w:rFonts w:cs="Arial"/>
+          <w:rFonts w:ascii="Arial" w:hAnsi="Arial" w:cs="Arial"/>
           <w:color w:val="FF0000"/>
           <w:szCs w:val="24"/>
           <w:shd w:val="clear" w:color="auto" w:fill="FFFFFF"/>
@@ -1478,7 +1436,7 @@
       </w:r>
       <w:r>
         <w:rPr>
-          <w:rFonts w:cs="Arial"/>
+          <w:rFonts w:ascii="Arial" w:hAnsi="Arial" w:cs="Arial"/>
           <w:szCs w:val="24"/>
           <w:shd w:val="clear" w:color="auto" w:fill="FFFFFF"/>
         </w:rPr>
@@ -1489,14 +1447,312 @@
       <w:pPr>
         <w:spacing w:after="0" w:line="240" w:lineRule="auto"/>
         <w:rPr>
-          <w:rFonts w:eastAsia="Times New Roman" w:cs="Arial"/>
+          <w:rFonts w:ascii="Arial" w:eastAsia="Times New Roman" w:hAnsi="Arial" w:cs="Arial"/>
+          <w:szCs w:val="24"/>
+        </w:rPr>
+      </w:pPr>
+      <w:r>
+        <w:rPr>
+          <w:rFonts w:ascii="Arial" w:hAnsi="Arial" w:cs="Arial"/>
+          <w:szCs w:val="24"/>
+          <w:shd w:val="clear" w:color="auto" w:fill="FFFFFF"/>
+        </w:rPr>
+        <w:t>Т</w:t>
+      </w:r>
+      <w:r>
+        <w:rPr>
+          <w:rFonts w:ascii="Arial" w:eastAsia="Times New Roman" w:hAnsi="Arial" w:cs="Arial"/>
+          <w:szCs w:val="24"/>
+        </w:rPr>
+        <w:t>екст приложения….    текст приложения….    текст приложения….    текст приложения….    текст приложения….    текст приложения….            текст приложения….</w:t>
+      </w:r>
+    </w:p>
+    <w:p>
+      <w:pPr>
+        <w:ind w:firstLine="0"/>
+        <w:jc w:val="left"/>
+        <w:rPr>
+          <w:rFonts w:ascii="Arial" w:eastAsia="Times New Roman" w:hAnsi="Arial" w:cs="Arial"/>
+          <w:szCs w:val="24"/>
+        </w:rPr>
+      </w:pPr>
+      <w:r>
+        <w:rPr>
+          <w:rFonts w:ascii="Arial" w:eastAsia="Times New Roman" w:hAnsi="Arial" w:cs="Arial"/>
+          <w:szCs w:val="24"/>
+        </w:rPr>
+        <w:br w:type="page"/>
+      </w:r>
+    </w:p>
+    <w:tbl>
+      <w:tblPr>
+        <w:tblStyle w:val="a5"/>
+        <w:tblW w:w="0" w:type="auto"/>
+        <w:tblInd w:w="512" w:type="dxa"/>
+        <w:tblBorders>
+          <w:top w:val="none" w:sz="0" w:space="0" w:color="auto"/>
+          <w:left w:val="none" w:sz="0" w:space="0" w:color="auto"/>
+          <w:bottom w:val="none" w:sz="0" w:space="0" w:color="auto"/>
+          <w:right w:val="none" w:sz="0" w:space="0" w:color="auto"/>
+          <w:insideH w:val="none" w:sz="0" w:space="0" w:color="auto"/>
+          <w:insideV w:val="none" w:sz="0" w:space="0" w:color="auto"/>
+        </w:tblBorders>
+        <w:tblCellMar>
+          <w:left w:w="0" w:type="dxa"/>
+          <w:right w:w="0" w:type="dxa"/>
+        </w:tblCellMar>
+        <w:tblLook w:val="04A0" w:firstRow="1" w:lastRow="0" w:firstColumn="1" w:lastColumn="0" w:noHBand="0" w:noVBand="1"/>
+      </w:tblPr>
+      <w:tblGrid>
+        <w:gridCol w:w="3457"/>
+        <w:gridCol w:w="5529"/>
+      </w:tblGrid>
+      <w:tr>
+        <w:tc>
+          <w:tcPr>
+            <w:tcW w:w="3457" w:type="dxa"/>
+          </w:tcPr>
+          <w:p>
+            <w:pPr>
+              <w:widowControl w:val="0"/>
+              <w:autoSpaceDE w:val="0"/>
+              <w:autoSpaceDN w:val="0"/>
+              <w:adjustRightInd w:val="0"/>
+              <w:ind w:firstLine="0"/>
+              <w:rPr>
+                <w:rFonts w:ascii="Arial" w:eastAsia="Times New Roman" w:hAnsi="Arial" w:cs="Arial"/>
+                <w:szCs w:val="24"/>
+              </w:rPr>
+            </w:pPr>
+          </w:p>
+        </w:tc>
+        <w:tc>
+          <w:tcPr>
+            <w:tcW w:w="5529" w:type="dxa"/>
+          </w:tcPr>
+          <w:p>
+            <w:pPr>
+              <w:widowControl w:val="0"/>
+              <w:autoSpaceDE w:val="0"/>
+              <w:autoSpaceDN w:val="0"/>
+              <w:adjustRightInd w:val="0"/>
+              <w:spacing w:after="120"/>
+              <w:ind w:left="510"/>
+              <w:jc w:val="right"/>
+              <w:rPr>
+                <w:rFonts w:ascii="Arial" w:eastAsia="Times New Roman" w:hAnsi="Arial" w:cs="Arial"/>
+                <w:szCs w:val="24"/>
+              </w:rPr>
+            </w:pPr>
+            <w:r>
+              <w:rPr>
+                <w:rFonts w:ascii="Arial" w:eastAsia="Times New Roman" w:hAnsi="Arial" w:cs="Arial"/>
+                <w:szCs w:val="24"/>
+              </w:rPr>
+              <w:t>Приложение</w:t>
+            </w:r>
+          </w:p>
+          <w:p>
+            <w:pPr>
+              <w:widowControl w:val="0"/>
+              <w:autoSpaceDE w:val="0"/>
+              <w:autoSpaceDN w:val="0"/>
+              <w:adjustRightInd w:val="0"/>
+              <w:ind w:firstLine="0"/>
+              <w:jc w:val="right"/>
+              <w:rPr>
+                <w:rFonts w:ascii="Arial" w:eastAsia="Times New Roman" w:hAnsi="Arial" w:cs="Arial"/>
+                <w:szCs w:val="24"/>
+              </w:rPr>
+            </w:pPr>
+            <w:r>
+              <w:rPr>
+                <w:rFonts w:ascii="Arial" w:eastAsia="Times New Roman" w:hAnsi="Arial" w:cs="Arial"/>
+                <w:szCs w:val="24"/>
+              </w:rPr>
+              <w:t>к приказу от ____________ № __________</w:t>
+            </w:r>
+          </w:p>
+        </w:tc>
+      </w:tr>
+    </w:tbl>
+    <w:p>
+      <w:pPr>
+        <w:spacing w:after="0" w:line="240" w:lineRule="auto"/>
+        <w:ind w:firstLine="567"/>
+        <w:jc w:val="right"/>
+        <w:rPr>
+          <w:rFonts w:ascii="Arial" w:eastAsia="Calibri" w:hAnsi="Arial" w:cs="Arial"/>
+        </w:rPr>
+      </w:pPr>
+    </w:p>
+    <w:p>
+      <w:pPr>
+        <w:spacing w:after="0" w:line="240" w:lineRule="auto"/>
+        <w:ind w:firstLine="567"/>
+        <w:jc w:val="right"/>
+        <w:rPr>
+          <w:rFonts w:ascii="Arial" w:eastAsia="Calibri" w:hAnsi="Arial" w:cs="Arial"/>
+        </w:rPr>
+      </w:pPr>
+    </w:p>
+    <w:p>
+      <w:pPr>
+        <w:spacing w:after="0" w:line="240" w:lineRule="auto"/>
+        <w:ind w:firstLine="0"/>
+        <w:jc w:val="center"/>
+        <w:rPr>
+          <w:rFonts w:ascii="Arial" w:eastAsia="Calibri" w:hAnsi="Arial" w:cs="Arial"/>
+        </w:rPr>
+      </w:pPr>
+      <w:r>
+        <w:rPr>
+          <w:rFonts w:ascii="Arial" w:eastAsia="Calibri" w:hAnsi="Arial" w:cs="Arial"/>
+        </w:rPr>
+        <w:t>Список лиц, ответственных за организацию</w:t>
+      </w:r>
+    </w:p>
+    <w:p>
+      <w:pPr>
+        <w:spacing w:after="0" w:line="240" w:lineRule="auto"/>
+        <w:ind w:firstLine="0"/>
+        <w:jc w:val="center"/>
+        <w:rPr>
+          <w:rFonts w:ascii="Arial" w:eastAsia="Calibri" w:hAnsi="Arial" w:cs="Arial"/>
+        </w:rPr>
+      </w:pPr>
+      <w:r>
+        <w:rPr>
+          <w:rFonts w:ascii="Arial" w:eastAsia="Calibri" w:hAnsi="Arial" w:cs="Arial"/>
+        </w:rPr>
+        <w:t xml:space="preserve">Стратегической сессии </w:t>
+      </w:r>
+    </w:p>
+    <w:p>
+      <w:pPr>
+        <w:spacing w:after="0" w:line="240" w:lineRule="auto"/>
+        <w:ind w:firstLine="0"/>
+        <w:jc w:val="center"/>
+        <w:rPr>
+          <w:rFonts w:ascii="Arial" w:eastAsia="Calibri" w:hAnsi="Arial" w:cs="Arial"/>
+        </w:rPr>
+      </w:pPr>
+      <w:r>
+        <w:rPr>
+          <w:rFonts w:ascii="Arial" w:eastAsia="Calibri" w:hAnsi="Arial" w:cs="Arial"/>
+        </w:rPr>
+        <w:t>05.11.2024</w:t>
+      </w:r>
+    </w:p>
+    <w:p>
+      <w:pPr>
+        <w:spacing w:after="0" w:line="240" w:lineRule="auto"/>
+        <w:rPr>
+          <w:rFonts w:ascii="Arial" w:eastAsia="Times New Roman" w:hAnsi="Arial" w:cs="Arial"/>
+          <w:szCs w:val="24"/>
+        </w:rPr>
+      </w:pPr>
+    </w:p>
+    <w:p>
+      <w:pPr>
+        <w:spacing w:after="0" w:line="240" w:lineRule="auto"/>
+        <w:rPr>
+          <w:rFonts w:ascii="Arial" w:hAnsi="Arial" w:cs="Arial"/>
+          <w:color w:val="FF0000"/>
+          <w:szCs w:val="24"/>
+        </w:rPr>
+      </w:pPr>
+      <w:r>
+        <w:rPr>
+          <w:rFonts w:ascii="Arial" w:hAnsi="Arial" w:cs="Arial"/>
+          <w:color w:val="FF0000"/>
+          <w:szCs w:val="24"/>
+        </w:rPr>
+        <w:t xml:space="preserve">При составлении таблиц допускается использовать шрифты меньших размеров, но не меньше № 8 шрифта. </w:t>
+      </w:r>
+    </w:p>
+    <w:p>
+      <w:pPr>
+        <w:spacing w:after="0" w:line="240" w:lineRule="auto"/>
+        <w:rPr>
+          <w:rFonts w:ascii="Arial" w:hAnsi="Arial" w:cs="Arial"/>
+          <w:color w:val="FF0000"/>
+          <w:szCs w:val="24"/>
+          <w:shd w:val="clear" w:color="auto" w:fill="FFFFFF"/>
+        </w:rPr>
+      </w:pPr>
+      <w:r>
+        <w:rPr>
+          <w:rFonts w:ascii="Arial" w:hAnsi="Arial" w:cs="Arial"/>
+          <w:color w:val="FF0000"/>
+        </w:rPr>
+        <w:t xml:space="preserve">Приложения можно обозначить прописными буквами русского алфавита, начиная с А, за исключением букв Ё, З, Й, </w:t>
+      </w:r>
+      <w:proofErr w:type="gramStart"/>
+      <w:r>
+        <w:rPr>
+          <w:rFonts w:ascii="Arial" w:hAnsi="Arial" w:cs="Arial"/>
+          <w:color w:val="FF0000"/>
+        </w:rPr>
+        <w:t>О</w:t>
+      </w:r>
+      <w:proofErr w:type="gramEnd"/>
+      <w:r>
+        <w:rPr>
+          <w:rFonts w:ascii="Arial" w:hAnsi="Arial" w:cs="Arial"/>
+          <w:color w:val="FF0000"/>
+        </w:rPr>
+        <w:t>, Ч, Ь, Ы, Ъ или арабскими числами. После слова «Приложение» следует знак № с указанием через один пробел цифры, или без знака № с указанием через один пробел буквы, обозначающей его последовательность.</w:t>
+      </w:r>
+      <w:r>
+        <w:rPr>
+          <w:rFonts w:ascii="Arial" w:hAnsi="Arial" w:cs="Arial"/>
+          <w:color w:val="FF0000"/>
+          <w:szCs w:val="24"/>
+          <w:shd w:val="clear" w:color="auto" w:fill="FFFFFF"/>
+        </w:rPr>
+        <w:t xml:space="preserve"> </w:t>
+      </w:r>
+    </w:p>
+    <w:p>
+      <w:pPr>
+        <w:spacing w:after="0" w:line="240" w:lineRule="auto"/>
+        <w:rPr>
+          <w:rFonts w:ascii="Arial" w:hAnsi="Arial" w:cs="Arial"/>
+          <w:szCs w:val="24"/>
+          <w:shd w:val="clear" w:color="auto" w:fill="FFFFFF"/>
+        </w:rPr>
+      </w:pPr>
+      <w:r>
+        <w:rPr>
+          <w:rFonts w:ascii="Arial" w:hAnsi="Arial" w:cs="Arial"/>
+          <w:color w:val="FF0000"/>
+          <w:szCs w:val="24"/>
+          <w:shd w:val="clear" w:color="auto" w:fill="FFFFFF"/>
+        </w:rPr>
+        <w:t>Если приложение к документу одно, то обозначение ставить не нужно.</w:t>
+      </w:r>
+      <w:r>
+        <w:rPr>
+          <w:rFonts w:ascii="Arial" w:hAnsi="Arial" w:cs="Arial"/>
+          <w:szCs w:val="24"/>
+          <w:shd w:val="clear" w:color="auto" w:fill="FFFFFF"/>
+        </w:rPr>
+        <w:t xml:space="preserve"> </w:t>
+      </w:r>
+    </w:p>
+    <w:p>
+      <w:pPr>
+        <w:spacing w:after="0" w:line="240" w:lineRule="auto"/>
+        <w:rPr>
+          <w:rFonts w:ascii="Arial" w:eastAsia="Times New Roman" w:hAnsi="Arial" w:cs="Arial"/>
           <w:sz w:val="16"/>
           <w:szCs w:val="16"/>
         </w:rPr>
       </w:pPr>
       <w:r>
         <w:rPr>
-          <w:rFonts w:cs="Arial"/>
+          <w:rFonts w:ascii="Arial" w:hAnsi="Arial" w:cs="Arial"/>
           <w:szCs w:val="24"/>
           <w:shd w:val="clear" w:color="auto" w:fill="FFFFFF"/>
         </w:rPr>
@@ -1504,19 +1760,26 @@
       </w:r>
       <w:r>
         <w:rPr>
-          <w:rFonts w:eastAsia="Times New Roman" w:cs="Arial"/>
+          <w:rFonts w:ascii="Arial" w:eastAsia="Times New Roman" w:hAnsi="Arial" w:cs="Arial"/>
           <w:szCs w:val="24"/>
         </w:rPr>
         <w:t>екст приложения….    текст приложения….    текст приложения….    текст приложения….    текст приложения….    текст приложения….            текст приложения….</w:t>
       </w:r>
     </w:p>
+    <w:p>
+      <w:pPr>
+        <w:spacing w:after="0" w:line="240" w:lineRule="auto"/>
+        <w:rPr>
+          <w:rFonts w:ascii="Arial" w:eastAsia="Times New Roman" w:hAnsi="Arial" w:cs="Arial"/>
+          <w:sz w:val="16"/>
+          <w:szCs w:val="16"/>
+        </w:rPr>
+      </w:pPr>
+    </w:p>
     <w:sectPr>
-      <w:headerReference w:type="even" r:id="rId9"/>
-      <w:headerReference w:type="default" r:id="rId10"/>
-      <w:footerReference w:type="even" r:id="rId11"/>
-      <w:footerReference w:type="default" r:id="rId12"/>
-      <w:headerReference w:type="first" r:id="rId13"/>
-      <w:footerReference w:type="first" r:id="rId14"/>
+      <w:headerReference w:type="default" r:id="rId9"/>
+      <w:footerReference w:type="default" r:id="rId10"/>
+      <w:footerReference w:type="first" r:id="rId11"/>
       <w:pgSz w:w="11906" w:h="16838"/>
       <w:pgMar w:top="1134" w:right="567" w:bottom="1134" w:left="1701" w:header="709" w:footer="709" w:gutter="0"/>
       <w:cols w:space="708"/>
@@ -1553,16 +1816,6 @@
 </file>
 
 <file path=word/footer1.xml><?xml version="1.0" encoding="utf-8"?>
-<w:ftr xmlns:wpc="http://schemas.microsoft.com/office/word/2010/wordprocessingCanvas" xmlns:cx="http://schemas.microsoft.com/office/drawing/2014/chartex" xmlns:cx1="http://schemas.microsoft.com/office/drawing/2015/9/8/chartex" xmlns:mc="http://schemas.openxmlformats.org/markup-compatibility/2006" xmlns:o="urn:schemas-microsoft-com:office:office" xmlns:r="http://schemas.openxmlformats.org/officeDocument/2006/relationships" xmlns:m="http://schemas.openxmlformats.org/officeDocument/2006/math" xmlns:v="urn:schemas-microsoft-com:vml" xmlns:wp14="http://schemas.microsoft.com/office/word/2010/wordprocessingDrawing" xmlns:wp="http://schemas.openxmlformats.org/drawingml/2006/wordprocessingDrawing" xmlns:w10="urn:schemas-microsoft-com:office:word" xmlns:w="http://schemas.openxmlformats.org/wordprocessingml/2006/main" xmlns:w14="http://schemas.microsoft.com/office/word/2010/wordml" xmlns:w15="http://schemas.microsoft.com/office/word/2012/wordml" xmlns:w16se="http://schemas.microsoft.com/office/word/2015/wordml/symex" xmlns:wpg="http://schemas.microsoft.com/office/word/2010/wordprocessingGroup" xmlns:wpi="http://schemas.microsoft.com/office/word/2010/wordprocessingInk" xmlns:wne="http://schemas.microsoft.com/office/word/2006/wordml" xmlns:wps="http://schemas.microsoft.com/office/word/2010/wordprocessingShape" mc:Ignorable="w14 w15 w16se wp14">
-  <w:p>
-    <w:pPr>
-      <w:pStyle w:val="ae"/>
-    </w:pPr>
-  </w:p>
-</w:ftr>
-</file>
-
-<file path=word/footer2.xml><?xml version="1.0" encoding="utf-8"?>
 <w:ftr xmlns:wpc="http://schemas.microsoft.com/office/word/2010/wordprocessingCanvas" xmlns:cx="http://schemas.microsoft.com/office/drawing/2014/chartex" xmlns:cx1="http://schemas.microsoft.com/office/drawing/2015/9/8/chartex" xmlns:mc="http://schemas.openxmlformats.org/markup-compatibility/2006" xmlns:o="urn:schemas-microsoft-com:office:office" xmlns:r="http://schemas.openxmlformats.org/officeDocument/2006/relationships" xmlns:m="http://schemas.openxmlformats.org/officeDocument/2006/math" xmlns:v="urn:schemas-microsoft-com:vml" xmlns:wp14="http://schemas.microsoft.com/office/word/2010/wordprocessingDrawing" xmlns:wp="http://schemas.openxmlformats.org/drawingml/2006/wordprocessingDrawing" xmlns:w10="urn:schemas-microsoft-com:office:word" xmlns:w="http://schemas.openxmlformats.org/wordprocessingml/2006/main" xmlns:w14="http://schemas.microsoft.com/office/word/2010/wordml" xmlns:w15="http://schemas.microsoft.com/office/word/2012/wordml" xmlns:w16se="http://schemas.microsoft.com/office/word/2015/wordml/symex" xmlns:wpg="http://schemas.microsoft.com/office/word/2010/wordprocessingGroup" xmlns:wpi="http://schemas.microsoft.com/office/word/2010/wordprocessingInk" xmlns:wne="http://schemas.microsoft.com/office/word/2006/wordml" xmlns:wps="http://schemas.microsoft.com/office/word/2010/wordprocessingShape" mc:Ignorable="w14 w15 w16se wp14">
   <w:p>
     <w:pPr>
@@ -1585,7 +1838,7 @@
 </w:ftr>
 </file>
 
-<file path=word/footer3.xml><?xml version="1.0" encoding="utf-8"?>
+<file path=word/footer2.xml><?xml version="1.0" encoding="utf-8"?>
 <w:ftr xmlns:wpc="http://schemas.microsoft.com/office/word/2010/wordprocessingCanvas" xmlns:cx="http://schemas.microsoft.com/office/drawing/2014/chartex" xmlns:cx1="http://schemas.microsoft.com/office/drawing/2015/9/8/chartex" xmlns:mc="http://schemas.openxmlformats.org/markup-compatibility/2006" xmlns:o="urn:schemas-microsoft-com:office:office" xmlns:r="http://schemas.openxmlformats.org/officeDocument/2006/relationships" xmlns:m="http://schemas.openxmlformats.org/officeDocument/2006/math" xmlns:v="urn:schemas-microsoft-com:vml" xmlns:wp14="http://schemas.microsoft.com/office/word/2010/wordprocessingDrawing" xmlns:wp="http://schemas.openxmlformats.org/drawingml/2006/wordprocessingDrawing" xmlns:w10="urn:schemas-microsoft-com:office:word" xmlns:w="http://schemas.openxmlformats.org/wordprocessingml/2006/main" xmlns:w14="http://schemas.microsoft.com/office/word/2010/wordml" xmlns:w15="http://schemas.microsoft.com/office/word/2012/wordml" xmlns:w16se="http://schemas.microsoft.com/office/word/2015/wordml/symex" xmlns:wpg="http://schemas.microsoft.com/office/word/2010/wordprocessingGroup" xmlns:wpi="http://schemas.microsoft.com/office/word/2010/wordprocessingInk" xmlns:wne="http://schemas.microsoft.com/office/word/2006/wordml" xmlns:wps="http://schemas.microsoft.com/office/word/2010/wordprocessingShape" mc:Ignorable="w14 w15 w16se wp14">
   <w:p>
     <w:pPr>
@@ -1638,16 +1891,6 @@
 </file>
 
 <file path=word/header1.xml><?xml version="1.0" encoding="utf-8"?>
-<w:hdr xmlns:wpc="http://schemas.microsoft.com/office/word/2010/wordprocessingCanvas" xmlns:cx="http://schemas.microsoft.com/office/drawing/2014/chartex" xmlns:cx1="http://schemas.microsoft.com/office/drawing/2015/9/8/chartex" xmlns:mc="http://schemas.openxmlformats.org/markup-compatibility/2006" xmlns:o="urn:schemas-microsoft-com:office:office" xmlns:r="http://schemas.openxmlformats.org/officeDocument/2006/relationships" xmlns:m="http://schemas.openxmlformats.org/officeDocument/2006/math" xmlns:v="urn:schemas-microsoft-com:vml" xmlns:wp14="http://schemas.microsoft.com/office/word/2010/wordprocessingDrawing" xmlns:wp="http://schemas.openxmlformats.org/drawingml/2006/wordprocessingDrawing" xmlns:w10="urn:schemas-microsoft-com:office:word" xmlns:w="http://schemas.openxmlformats.org/wordprocessingml/2006/main" xmlns:w14="http://schemas.microsoft.com/office/word/2010/wordml" xmlns:w15="http://schemas.microsoft.com/office/word/2012/wordml" xmlns:w16se="http://schemas.microsoft.com/office/word/2015/wordml/symex" xmlns:wpg="http://schemas.microsoft.com/office/word/2010/wordprocessingGroup" xmlns:wpi="http://schemas.microsoft.com/office/word/2010/wordprocessingInk" xmlns:wne="http://schemas.microsoft.com/office/word/2006/wordml" xmlns:wps="http://schemas.microsoft.com/office/word/2010/wordprocessingShape" mc:Ignorable="w14 w15 w16se wp14">
-  <w:p>
-    <w:pPr>
-      <w:pStyle w:val="ac"/>
-    </w:pPr>
-  </w:p>
-</w:hdr>
-</file>
-
-<file path=word/header2.xml><?xml version="1.0" encoding="utf-8"?>
 <w:hdr xmlns:wpc="http://schemas.microsoft.com/office/word/2010/wordprocessingCanvas" xmlns:cx="http://schemas.microsoft.com/office/drawing/2014/chartex" xmlns:cx1="http://schemas.microsoft.com/office/drawing/2015/9/8/chartex" xmlns:mc="http://schemas.openxmlformats.org/markup-compatibility/2006" xmlns:o="urn:schemas-microsoft-com:office:office" xmlns:r="http://schemas.openxmlformats.org/officeDocument/2006/relationships" xmlns:m="http://schemas.openxmlformats.org/officeDocument/2006/math" xmlns:v="urn:schemas-microsoft-com:vml" xmlns:wp14="http://schemas.microsoft.com/office/word/2010/wordprocessingDrawing" xmlns:wp="http://schemas.openxmlformats.org/drawingml/2006/wordprocessingDrawing" xmlns:w10="urn:schemas-microsoft-com:office:word" xmlns:w="http://schemas.openxmlformats.org/wordprocessingml/2006/main" xmlns:w14="http://schemas.microsoft.com/office/word/2010/wordml" xmlns:w15="http://schemas.microsoft.com/office/word/2012/wordml" xmlns:w16se="http://schemas.microsoft.com/office/word/2015/wordml/symex" xmlns:wpg="http://schemas.microsoft.com/office/word/2010/wordprocessingGroup" xmlns:wpi="http://schemas.microsoft.com/office/word/2010/wordprocessingInk" xmlns:wne="http://schemas.microsoft.com/office/word/2006/wordml" xmlns:wps="http://schemas.microsoft.com/office/word/2010/wordprocessingShape" mc:Ignorable="w14 w15 w16se wp14">
   <w:sdt>
     <w:sdtPr>
@@ -1678,7 +1921,7 @@
           <w:rPr>
             <w:noProof/>
           </w:rPr>
-          <w:t>2</w:t>
+          <w:t>3</w:t>
         </w:r>
         <w:r>
           <w:fldChar w:fldCharType="end"/>
@@ -1686,16 +1929,6 @@
       </w:p>
     </w:sdtContent>
   </w:sdt>
-</w:hdr>
-</file>
-
-<file path=word/header3.xml><?xml version="1.0" encoding="utf-8"?>
-<w:hdr xmlns:wpc="http://schemas.microsoft.com/office/word/2010/wordprocessingCanvas" xmlns:cx="http://schemas.microsoft.com/office/drawing/2014/chartex" xmlns:cx1="http://schemas.microsoft.com/office/drawing/2015/9/8/chartex" xmlns:mc="http://schemas.openxmlformats.org/markup-compatibility/2006" xmlns:o="urn:schemas-microsoft-com:office:office" xmlns:r="http://schemas.openxmlformats.org/officeDocument/2006/relationships" xmlns:m="http://schemas.openxmlformats.org/officeDocument/2006/math" xmlns:v="urn:schemas-microsoft-com:vml" xmlns:wp14="http://schemas.microsoft.com/office/word/2010/wordprocessingDrawing" xmlns:wp="http://schemas.openxmlformats.org/drawingml/2006/wordprocessingDrawing" xmlns:w10="urn:schemas-microsoft-com:office:word" xmlns:w="http://schemas.openxmlformats.org/wordprocessingml/2006/main" xmlns:w14="http://schemas.microsoft.com/office/word/2010/wordml" xmlns:w15="http://schemas.microsoft.com/office/word/2012/wordml" xmlns:w16se="http://schemas.microsoft.com/office/word/2015/wordml/symex" xmlns:wpg="http://schemas.microsoft.com/office/word/2010/wordprocessingGroup" xmlns:wpi="http://schemas.microsoft.com/office/word/2010/wordprocessingInk" xmlns:wne="http://schemas.microsoft.com/office/word/2006/wordml" xmlns:wps="http://schemas.microsoft.com/office/word/2010/wordprocessingShape" mc:Ignorable="w14 w15 w16se wp14">
-  <w:p>
-    <w:pPr>
-      <w:pStyle w:val="ac"/>
-    </w:pPr>
-  </w:p>
 </w:hdr>
 </file>
 
@@ -2760,13 +2993,12 @@
   <w:style w:type="paragraph" w:default="1" w:styleId="a">
     <w:name w:val="Normal"/>
     <w:qFormat/>
-    <w:rsid w:val="00F1666F"/>
+    <w:rsid w:val="000E091F"/>
     <w:pPr>
       <w:ind w:firstLine="709"/>
       <w:jc w:val="both"/>
     </w:pPr>
     <w:rPr>
-      <w:rFonts w:ascii="Arial" w:hAnsi="Arial"/>
       <w:sz w:val="24"/>
     </w:rPr>
   </w:style>
@@ -3771,7 +4003,7 @@
 </file>
 
 <file path=customXml/itemProps1.xml><?xml version="1.0" encoding="utf-8"?>
-<ds:datastoreItem xmlns:ds="http://schemas.openxmlformats.org/officeDocument/2006/customXml" ds:itemID="{302D8936-111C-4084-B64F-0CE4FCB28DA6}">
+<ds:datastoreItem xmlns:ds="http://schemas.openxmlformats.org/officeDocument/2006/customXml" ds:itemID="{15F1533C-2BF9-4C0C-ADF9-EBEB1248C0C7}">
   <ds:schemaRefs>
     <ds:schemaRef ds:uri="http://schemas.openxmlformats.org/officeDocument/2006/bibliography"/>
   </ds:schemaRefs>
